--- a/flow/20230914_vu_template/drafts/2024-06-g/08-СБ-Сострадання Богородиці.docx
+++ b/flow/20230914_vu_template/drafts/2024-06-g/08-СБ-Сострадання Богородиці.docx
@@ -12564,47 +12564,2413 @@
     </w:p>
     <w:p>
       <w:pPr>
-        <w:spacing w:after="120" w:lineRule="auto"/>
-        <w:jc w:val="both"/>
-        <w:rPr>
-          <w:rFonts w:ascii="Times New Roman" w:cs="Times New Roman" w:eastAsia="Times New Roman" w:hAnsi="Times New Roman"/>
-          <w:color w:val="ff0000"/>
-          <w:sz w:val="24"/>
-          <w:szCs w:val="24"/>
-        </w:rPr>
-      </w:pPr>
-      <w:r>
-        <w:rPr>
-          <w:rFonts w:ascii="Times New Roman" w:cs="Times New Roman" w:eastAsia="Times New Roman" w:hAnsi="Times New Roman"/>
-          <w:color w:val="ff0000"/>
-          <w:sz w:val="24"/>
-          <w:szCs w:val="24"/>
-          <w:highlight w:val="yellow"/>
-          <w:rtl w:val="0"/>
-        </w:rPr>
-        <w:t xml:space="preserve">ВСТИВИТИ КАНОН</w:t>
-      </w:r>
-      <w:r>
-        <w:rPr>
-          <w:rtl w:val="0"/>
-        </w:rPr>
-      </w:r>
-    </w:p>
-    <w:p>
-      <w:pPr>
-        <w:spacing w:after="120" w:lineRule="auto"/>
-        <w:jc w:val="both"/>
-        <w:rPr>
-          <w:rFonts w:ascii="Times New Roman" w:cs="Times New Roman" w:eastAsia="Times New Roman" w:hAnsi="Times New Roman"/>
-          <w:color w:val="ff0000"/>
-          <w:sz w:val="24"/>
-          <w:szCs w:val="24"/>
-        </w:rPr>
-      </w:pPr>
-      <w:r>
-        <w:rPr>
-          <w:rtl w:val="0"/>
-        </w:rPr>
+        <w:pStyle w:val="Heading3"/>
+        <w:spacing w:after="120"/>
+        <w:jc w:val="center"/>
+      </w:pPr>
+      <w:r>
+        <w:rPr>
+          <w:rFonts w:ascii="Times New Roman" w:hAnsi="Times New Roman"/>
+          <w:i/>
+          <w:color w:val="FF0000"/>
+          <w:sz w:val="24"/>
+        </w:rPr>
+        <w:t>Пісня 1</w:t>
+      </w:r>
+    </w:p>
+    <w:p>
+      <w:pPr>
+        <w:pStyle w:val="a"/>
+        <w:spacing w:after="120"/>
+      </w:pPr>
+      <w:r>
+        <w:rPr>
+          <w:rFonts w:ascii="Times New Roman" w:hAnsi="Times New Roman"/>
+          <w:b/>
+          <w:i/>
+          <w:color w:val="FF0000"/>
+          <w:sz w:val="24"/>
+        </w:rPr>
+        <w:t>Ірмос (г. 1):</w:t>
+      </w:r>
+      <w:r>
+        <w:rPr>
+          <w:rFonts w:ascii="Times New Roman" w:hAnsi="Times New Roman"/>
+          <w:b/>
+          <w:i/>
+          <w:color w:val="FF0000"/>
+          <w:sz w:val="24"/>
+        </w:rPr>
+        <w:t xml:space="preserve"> </w:t>
+      </w:r>
+      <w:r>
+        <w:rPr>
+          <w:rFonts w:ascii="Times New Roman" w:hAnsi="Times New Roman"/>
+          <w:b/>
+          <w:color w:val="000000"/>
+          <w:sz w:val="24"/>
+        </w:rPr>
+        <w:t xml:space="preserve">Стовпом вогняним і хмарою </w:t>
+      </w:r>
+      <w:r>
+        <w:rPr>
+          <w:rFonts w:ascii="Times New Roman" w:hAnsi="Times New Roman"/>
+          <w:b/>
+          <w:color w:val="000000"/>
+          <w:sz w:val="24"/>
+        </w:rPr>
+        <w:t>Ізраїля</w:t>
+      </w:r>
+      <w:r>
+        <w:rPr>
+          <w:rFonts w:ascii="Times New Roman" w:hAnsi="Times New Roman"/>
+          <w:b/>
+          <w:color w:val="000000"/>
+          <w:sz w:val="24"/>
+        </w:rPr>
+        <w:t xml:space="preserve"> </w:t>
+      </w:r>
+      <w:r>
+        <w:rPr>
+          <w:rFonts w:ascii="Times New Roman" w:hAnsi="Times New Roman"/>
+          <w:b/>
+          <w:color w:val="000000"/>
+          <w:sz w:val="24"/>
+        </w:rPr>
+        <w:t>настановлював</w:t>
+      </w:r>
+      <w:r>
+        <w:rPr>
+          <w:rFonts w:ascii="Times New Roman" w:hAnsi="Times New Roman"/>
+          <w:b/>
+          <w:color w:val="000000"/>
+          <w:sz w:val="24"/>
+        </w:rPr>
+        <w:t>, як Бог море розкрив, колісниці і фараона покрив морем. Співаємо пісню перемоги, бо Він єдиний прославився.</w:t>
+      </w:r>
+    </w:p>
+    <w:p>
+      <w:pPr>
+        <w:pStyle w:val="a"/>
+        <w:spacing w:after="120"/>
+      </w:pPr>
+      <w:r>
+        <w:rPr>
+          <w:rFonts w:ascii="Times New Roman" w:hAnsi="Times New Roman"/>
+          <w:i/>
+          <w:color w:val="FF0000"/>
+          <w:sz w:val="24"/>
+        </w:rPr>
+        <w:t xml:space="preserve">Стих: </w:t>
+      </w:r>
+      <w:r>
+        <w:rPr>
+          <w:rFonts w:ascii="Times New Roman" w:hAnsi="Times New Roman"/>
+          <w:sz w:val="24"/>
+          <w:u w:val="single"/>
+        </w:rPr>
+        <w:t>Усі святі, моліть Бога за нас.</w:t>
+      </w:r>
+    </w:p>
+    <w:p>
+      <w:pPr>
+        <w:pStyle w:val="a"/>
+        <w:spacing w:after="120"/>
+      </w:pPr>
+      <w:r>
+        <w:rPr>
+          <w:rFonts w:ascii="Times New Roman" w:hAnsi="Times New Roman"/>
+          <w:i/>
+          <w:color w:val="FF0000"/>
+          <w:sz w:val="24"/>
+        </w:rPr>
+        <w:t>Мученичий</w:t>
+      </w:r>
+      <w:r>
+        <w:rPr>
+          <w:rFonts w:ascii="Times New Roman" w:hAnsi="Times New Roman"/>
+          <w:i/>
+          <w:color w:val="FF0000"/>
+          <w:sz w:val="24"/>
+        </w:rPr>
+        <w:t xml:space="preserve">: </w:t>
+      </w:r>
+      <w:r>
+        <w:rPr>
+          <w:rFonts w:ascii="Times New Roman" w:hAnsi="Times New Roman"/>
+          <w:color w:val="000000"/>
+          <w:sz w:val="24"/>
+        </w:rPr>
+        <w:t>Щитом благочестя захистилися ви, божественні страстотерпці, віддавшись на боротьбу; знищили ж ворога всю силу, співаючи пісню перемоги Христу, який укріпив їх.</w:t>
+      </w:r>
+    </w:p>
+    <w:p>
+      <w:pPr>
+        <w:pStyle w:val="a"/>
+        <w:spacing w:after="120"/>
+      </w:pPr>
+      <w:r>
+        <w:rPr>
+          <w:rFonts w:ascii="Times New Roman" w:hAnsi="Times New Roman"/>
+          <w:i/>
+          <w:color w:val="FF0000"/>
+          <w:sz w:val="24"/>
+        </w:rPr>
+        <w:t xml:space="preserve">Стих: </w:t>
+      </w:r>
+      <w:r>
+        <w:rPr>
+          <w:rFonts w:ascii="Times New Roman" w:hAnsi="Times New Roman"/>
+          <w:sz w:val="24"/>
+          <w:u w:val="single"/>
+        </w:rPr>
+        <w:t>Усі святі, моліть Бога за нас.</w:t>
+      </w:r>
+    </w:p>
+    <w:p>
+      <w:pPr>
+        <w:pStyle w:val="a"/>
+        <w:spacing w:after="120"/>
+      </w:pPr>
+      <w:r>
+        <w:rPr>
+          <w:rFonts w:ascii="Times New Roman" w:hAnsi="Times New Roman"/>
+          <w:i/>
+          <w:color w:val="FF0000"/>
+          <w:sz w:val="24"/>
+        </w:rPr>
+        <w:t xml:space="preserve">Святителям: </w:t>
+      </w:r>
+      <w:r>
+        <w:rPr>
+          <w:rFonts w:ascii="Times New Roman" w:hAnsi="Times New Roman"/>
+          <w:color w:val="000000"/>
+          <w:sz w:val="24"/>
+        </w:rPr>
+        <w:t xml:space="preserve">Ви, божественні пастирі, упасли стадо Боже на пасовищі таємному, відігнавши вовків палицею </w:t>
+      </w:r>
+      <w:r>
+        <w:rPr>
+          <w:rFonts w:ascii="Times New Roman" w:hAnsi="Times New Roman"/>
+          <w:color w:val="000000"/>
+          <w:sz w:val="24"/>
+        </w:rPr>
+        <w:t>словес</w:t>
+      </w:r>
+      <w:r>
+        <w:rPr>
+          <w:rFonts w:ascii="Times New Roman" w:hAnsi="Times New Roman"/>
+          <w:color w:val="000000"/>
+          <w:sz w:val="24"/>
+        </w:rPr>
+        <w:t xml:space="preserve"> священних; і радіючи, оселилися в огорожі небесній, де є Великий Пастир.</w:t>
+      </w:r>
+    </w:p>
+    <w:p>
+      <w:pPr>
+        <w:pStyle w:val="a"/>
+        <w:spacing w:after="120"/>
+      </w:pPr>
+      <w:r>
+        <w:rPr>
+          <w:rFonts w:ascii="Times New Roman" w:hAnsi="Times New Roman"/>
+          <w:i/>
+          <w:color w:val="FF0000"/>
+          <w:sz w:val="24"/>
+        </w:rPr>
+        <w:t xml:space="preserve">Стих: </w:t>
+      </w:r>
+      <w:r>
+        <w:rPr>
+          <w:rFonts w:ascii="Times New Roman" w:hAnsi="Times New Roman"/>
+          <w:sz w:val="24"/>
+          <w:u w:val="single"/>
+        </w:rPr>
+        <w:t>Усі святі, моліть Бога за нас.</w:t>
+      </w:r>
+    </w:p>
+    <w:p>
+      <w:pPr>
+        <w:pStyle w:val="a"/>
+        <w:spacing w:after="120"/>
+      </w:pPr>
+      <w:r>
+        <w:rPr>
+          <w:rFonts w:ascii="Times New Roman" w:hAnsi="Times New Roman"/>
+          <w:i/>
+          <w:color w:val="FF0000"/>
+          <w:sz w:val="24"/>
+        </w:rPr>
+        <w:t xml:space="preserve">Преподобним: </w:t>
+      </w:r>
+      <w:r>
+        <w:rPr>
+          <w:rFonts w:ascii="Times New Roman" w:hAnsi="Times New Roman"/>
+          <w:color w:val="000000"/>
+          <w:sz w:val="24"/>
+        </w:rPr>
+        <w:t xml:space="preserve">Ви, що пристрасті умертвили постом, і болістями, і божественною благодаттю, живете після смерті, преподобні; Христа, заради нас померлого, завжди благайте </w:t>
+      </w:r>
+      <w:r>
+        <w:rPr>
+          <w:rFonts w:ascii="Times New Roman" w:hAnsi="Times New Roman"/>
+          <w:color w:val="000000"/>
+          <w:sz w:val="24"/>
+        </w:rPr>
+        <w:t>ущедрити</w:t>
+      </w:r>
+      <w:r>
+        <w:rPr>
+          <w:rFonts w:ascii="Times New Roman" w:hAnsi="Times New Roman"/>
+          <w:color w:val="000000"/>
+          <w:sz w:val="24"/>
+        </w:rPr>
+        <w:t xml:space="preserve"> нас.</w:t>
+      </w:r>
+    </w:p>
+    <w:p>
+      <w:pPr>
+        <w:pStyle w:val="a"/>
+        <w:spacing w:after="120"/>
+      </w:pPr>
+      <w:r>
+        <w:rPr>
+          <w:rFonts w:ascii="Times New Roman" w:hAnsi="Times New Roman"/>
+          <w:b/>
+          <w:color w:val="000000"/>
+          <w:sz w:val="24"/>
+        </w:rPr>
+        <w:t xml:space="preserve">Слава: </w:t>
+      </w:r>
+      <w:r>
+        <w:rPr>
+          <w:rFonts w:ascii="Times New Roman" w:hAnsi="Times New Roman"/>
+          <w:color w:val="000000"/>
+          <w:sz w:val="24"/>
+        </w:rPr>
+        <w:t xml:space="preserve">Ти був мертвим, і мертвим дарував божественне Твоє життя і безсмертя; тих, що з вірою перейшли від життя тлінного, сотвори причасниками Твого Царства, як </w:t>
+      </w:r>
+      <w:r>
+        <w:rPr>
+          <w:rFonts w:ascii="Times New Roman" w:hAnsi="Times New Roman"/>
+          <w:color w:val="000000"/>
+          <w:sz w:val="24"/>
+        </w:rPr>
+        <w:t>благоутробний</w:t>
+      </w:r>
+      <w:r>
+        <w:rPr>
+          <w:rFonts w:ascii="Times New Roman" w:hAnsi="Times New Roman"/>
+          <w:color w:val="000000"/>
+          <w:sz w:val="24"/>
+        </w:rPr>
+        <w:t xml:space="preserve"> і Єдиний многомилостивий.</w:t>
+      </w:r>
+    </w:p>
+    <w:p>
+      <w:pPr>
+        <w:pStyle w:val="a"/>
+        <w:spacing w:after="120"/>
+      </w:pPr>
+      <w:r>
+        <w:rPr>
+          <w:rFonts w:ascii="Times New Roman" w:hAnsi="Times New Roman"/>
+          <w:b/>
+          <w:color w:val="000000"/>
+          <w:sz w:val="24"/>
+        </w:rPr>
+        <w:t xml:space="preserve">І нині: </w:t>
+      </w:r>
+      <w:r>
+        <w:rPr>
+          <w:rFonts w:ascii="Times New Roman" w:hAnsi="Times New Roman"/>
+          <w:i/>
+          <w:color w:val="FF0000"/>
+          <w:sz w:val="24"/>
+        </w:rPr>
+        <w:t xml:space="preserve">Богородичний: </w:t>
+      </w:r>
+      <w:r>
+        <w:rPr>
+          <w:rFonts w:ascii="Times New Roman" w:hAnsi="Times New Roman"/>
+          <w:color w:val="000000"/>
+          <w:sz w:val="24"/>
+        </w:rPr>
+        <w:t xml:space="preserve">Мучениці, </w:t>
+      </w:r>
+      <w:r>
+        <w:rPr>
+          <w:rFonts w:ascii="Times New Roman" w:hAnsi="Times New Roman"/>
+          <w:color w:val="000000"/>
+          <w:sz w:val="24"/>
+        </w:rPr>
+        <w:t>уранені</w:t>
+      </w:r>
+      <w:r>
+        <w:rPr>
+          <w:rFonts w:ascii="Times New Roman" w:hAnsi="Times New Roman"/>
+          <w:color w:val="000000"/>
+          <w:sz w:val="24"/>
+        </w:rPr>
+        <w:t xml:space="preserve"> любов’ю Христовою, і вінчані Богом </w:t>
+      </w:r>
+      <w:r>
+        <w:rPr>
+          <w:rFonts w:ascii="Times New Roman" w:hAnsi="Times New Roman"/>
+          <w:color w:val="000000"/>
+          <w:sz w:val="24"/>
+        </w:rPr>
+        <w:t>жони</w:t>
+      </w:r>
+      <w:r>
+        <w:rPr>
+          <w:rFonts w:ascii="Times New Roman" w:hAnsi="Times New Roman"/>
+          <w:color w:val="000000"/>
+          <w:sz w:val="24"/>
+        </w:rPr>
+        <w:t xml:space="preserve">, і всі преподобні шанують Тебе, </w:t>
+      </w:r>
+      <w:r>
+        <w:rPr>
+          <w:rFonts w:ascii="Times New Roman" w:hAnsi="Times New Roman"/>
+          <w:color w:val="000000"/>
+          <w:sz w:val="24"/>
+        </w:rPr>
+        <w:t>Всенепорочну</w:t>
+      </w:r>
+      <w:r>
+        <w:rPr>
+          <w:rFonts w:ascii="Times New Roman" w:hAnsi="Times New Roman"/>
+          <w:color w:val="000000"/>
+          <w:sz w:val="24"/>
+        </w:rPr>
+        <w:t xml:space="preserve"> і добру в </w:t>
+      </w:r>
+      <w:r>
+        <w:rPr>
+          <w:rFonts w:ascii="Times New Roman" w:hAnsi="Times New Roman"/>
+          <w:color w:val="000000"/>
+          <w:sz w:val="24"/>
+        </w:rPr>
+        <w:t>жонах</w:t>
+      </w:r>
+      <w:r>
+        <w:rPr>
+          <w:rFonts w:ascii="Times New Roman" w:hAnsi="Times New Roman"/>
+          <w:color w:val="000000"/>
+          <w:sz w:val="24"/>
+        </w:rPr>
+        <w:t xml:space="preserve">, як Царицю </w:t>
+      </w:r>
+      <w:r>
+        <w:rPr>
+          <w:rFonts w:ascii="Times New Roman" w:hAnsi="Times New Roman"/>
+          <w:color w:val="000000"/>
+          <w:sz w:val="24"/>
+        </w:rPr>
+        <w:t>всечесну</w:t>
+      </w:r>
+      <w:r>
+        <w:rPr>
+          <w:rFonts w:ascii="Times New Roman" w:hAnsi="Times New Roman"/>
+          <w:color w:val="000000"/>
+          <w:sz w:val="24"/>
+        </w:rPr>
+        <w:t>, радіючи вірно.</w:t>
+      </w:r>
+    </w:p>
+    <w:p>
+      <w:pPr>
+        <w:pStyle w:val="Heading3"/>
+        <w:spacing w:after="120"/>
+        <w:jc w:val="center"/>
+      </w:pPr>
+      <w:r>
+        <w:rPr>
+          <w:rFonts w:ascii="Times New Roman" w:hAnsi="Times New Roman"/>
+          <w:i/>
+          <w:color w:val="FF0000"/>
+          <w:sz w:val="24"/>
+        </w:rPr>
+        <w:t>Пісня 3</w:t>
+      </w:r>
+    </w:p>
+    <w:p>
+      <w:pPr>
+        <w:pStyle w:val="a"/>
+        <w:spacing w:after="120"/>
+      </w:pPr>
+      <w:r>
+        <w:rPr>
+          <w:rFonts w:ascii="Times New Roman" w:hAnsi="Times New Roman"/>
+          <w:b/>
+          <w:i/>
+          <w:color w:val="FF0000"/>
+          <w:sz w:val="24"/>
+        </w:rPr>
+        <w:t>Ірмос (г. 1):</w:t>
+      </w:r>
+      <w:r>
+        <w:rPr>
+          <w:rFonts w:ascii="Times New Roman" w:hAnsi="Times New Roman"/>
+          <w:b/>
+          <w:i/>
+          <w:color w:val="FF0000"/>
+          <w:sz w:val="24"/>
+        </w:rPr>
+        <w:t xml:space="preserve"> </w:t>
+      </w:r>
+      <w:r>
+        <w:rPr>
+          <w:rFonts w:ascii="Times New Roman" w:hAnsi="Times New Roman"/>
+          <w:b/>
+          <w:color w:val="000000"/>
+          <w:sz w:val="24"/>
+        </w:rPr>
+        <w:t>Нехай утвердиться серце моє у волі Твоїй, Христе Боже; Ти над водами утвердив небо друге і заснував на водах землю, Всесильний.</w:t>
+      </w:r>
+    </w:p>
+    <w:p>
+      <w:pPr>
+        <w:pStyle w:val="a"/>
+        <w:spacing w:after="120"/>
+      </w:pPr>
+      <w:r>
+        <w:rPr>
+          <w:rFonts w:ascii="Times New Roman" w:hAnsi="Times New Roman"/>
+          <w:i/>
+          <w:color w:val="FF0000"/>
+          <w:sz w:val="24"/>
+        </w:rPr>
+        <w:t xml:space="preserve">Стих: </w:t>
+      </w:r>
+      <w:r>
+        <w:rPr>
+          <w:rFonts w:ascii="Times New Roman" w:hAnsi="Times New Roman"/>
+          <w:sz w:val="24"/>
+          <w:u w:val="single"/>
+        </w:rPr>
+        <w:t>Усі святі, моліть Бога за нас.</w:t>
+      </w:r>
+    </w:p>
+    <w:p>
+      <w:pPr>
+        <w:pStyle w:val="a"/>
+        <w:spacing w:after="120"/>
+      </w:pPr>
+      <w:r>
+        <w:rPr>
+          <w:rFonts w:ascii="Times New Roman" w:hAnsi="Times New Roman"/>
+          <w:color w:val="000000"/>
+          <w:sz w:val="24"/>
+        </w:rPr>
+        <w:t>Багато мук перетерпівши, ви сподобилися великих благ, безліч святих мучеників; тому вашими молитвами очистіть мене від безмірного мого зла.</w:t>
+      </w:r>
+    </w:p>
+    <w:p>
+      <w:pPr>
+        <w:pStyle w:val="a"/>
+        <w:spacing w:after="120"/>
+      </w:pPr>
+      <w:r>
+        <w:rPr>
+          <w:rFonts w:ascii="Times New Roman" w:hAnsi="Times New Roman"/>
+          <w:i/>
+          <w:color w:val="FF0000"/>
+          <w:sz w:val="24"/>
+        </w:rPr>
+        <w:t xml:space="preserve">Стих: </w:t>
+      </w:r>
+      <w:r>
+        <w:rPr>
+          <w:rFonts w:ascii="Times New Roman" w:hAnsi="Times New Roman"/>
+          <w:sz w:val="24"/>
+          <w:u w:val="single"/>
+        </w:rPr>
+        <w:t>Усі святі, моліть Бога за нас.</w:t>
+      </w:r>
+    </w:p>
+    <w:p>
+      <w:pPr>
+        <w:pStyle w:val="a"/>
+        <w:spacing w:after="120"/>
+      </w:pPr>
+      <w:r>
+        <w:rPr>
+          <w:rFonts w:ascii="Times New Roman" w:hAnsi="Times New Roman"/>
+          <w:color w:val="000000"/>
+          <w:sz w:val="24"/>
+        </w:rPr>
+        <w:t>Святителі, одягнувшись праведною благодаттю, придбали веселість преподобних, уподібнившись безплотним служителям.</w:t>
+      </w:r>
+    </w:p>
+    <w:p>
+      <w:pPr>
+        <w:pStyle w:val="a"/>
+        <w:spacing w:after="120"/>
+      </w:pPr>
+      <w:r>
+        <w:rPr>
+          <w:rFonts w:ascii="Times New Roman" w:hAnsi="Times New Roman"/>
+          <w:i/>
+          <w:color w:val="FF0000"/>
+          <w:sz w:val="24"/>
+        </w:rPr>
+        <w:t xml:space="preserve">Стих: </w:t>
+      </w:r>
+      <w:r>
+        <w:rPr>
+          <w:rFonts w:ascii="Times New Roman" w:hAnsi="Times New Roman"/>
+          <w:sz w:val="24"/>
+          <w:u w:val="single"/>
+        </w:rPr>
+        <w:t>Усі святі, моліть Бога за нас.</w:t>
+      </w:r>
+    </w:p>
+    <w:p>
+      <w:pPr>
+        <w:pStyle w:val="a"/>
+        <w:spacing w:after="120"/>
+      </w:pPr>
+      <w:r>
+        <w:rPr>
+          <w:rFonts w:ascii="Times New Roman" w:hAnsi="Times New Roman"/>
+          <w:color w:val="000000"/>
+          <w:sz w:val="24"/>
+        </w:rPr>
+        <w:t xml:space="preserve">Христові пророки, божественні мученики, собор святих </w:t>
+      </w:r>
+      <w:r>
+        <w:rPr>
+          <w:rFonts w:ascii="Times New Roman" w:hAnsi="Times New Roman"/>
+          <w:color w:val="000000"/>
+          <w:sz w:val="24"/>
+        </w:rPr>
+        <w:t>жон</w:t>
+      </w:r>
+      <w:r>
+        <w:rPr>
+          <w:rFonts w:ascii="Times New Roman" w:hAnsi="Times New Roman"/>
+          <w:color w:val="000000"/>
+          <w:sz w:val="24"/>
+        </w:rPr>
+        <w:t>, які постраждали мужньо і в пості прославилися; їхніми молитвами, Спасе, Твої милості всім даруй.</w:t>
+      </w:r>
+    </w:p>
+    <w:p>
+      <w:pPr>
+        <w:pStyle w:val="a"/>
+        <w:spacing w:after="120"/>
+      </w:pPr>
+      <w:r>
+        <w:rPr>
+          <w:rFonts w:ascii="Times New Roman" w:hAnsi="Times New Roman"/>
+          <w:b/>
+          <w:color w:val="000000"/>
+          <w:sz w:val="24"/>
+        </w:rPr>
+        <w:t xml:space="preserve">Слава: </w:t>
+      </w:r>
+      <w:r>
+        <w:rPr>
+          <w:rFonts w:ascii="Times New Roman" w:hAnsi="Times New Roman"/>
+          <w:color w:val="000000"/>
+          <w:sz w:val="24"/>
+        </w:rPr>
+        <w:t xml:space="preserve">Ти, Христе, із землі рукою Твоєю людину сотворив волею; сподоби небесних благ рабів Твоїх, що з вірою від нас </w:t>
+      </w:r>
+      <w:r>
+        <w:rPr>
+          <w:rFonts w:ascii="Times New Roman" w:hAnsi="Times New Roman"/>
+          <w:color w:val="000000"/>
+          <w:sz w:val="24"/>
+        </w:rPr>
+        <w:t>преставилися</w:t>
+      </w:r>
+      <w:r>
+        <w:rPr>
+          <w:rFonts w:ascii="Times New Roman" w:hAnsi="Times New Roman"/>
+          <w:color w:val="000000"/>
+          <w:sz w:val="24"/>
+        </w:rPr>
+        <w:t>.</w:t>
+      </w:r>
+    </w:p>
+    <w:p>
+      <w:pPr>
+        <w:pStyle w:val="a"/>
+        <w:spacing w:after="120"/>
+      </w:pPr>
+      <w:r>
+        <w:rPr>
+          <w:rFonts w:ascii="Times New Roman" w:hAnsi="Times New Roman"/>
+          <w:b/>
+          <w:color w:val="000000"/>
+          <w:sz w:val="24"/>
+        </w:rPr>
+        <w:t xml:space="preserve">І нині: </w:t>
+      </w:r>
+      <w:r>
+        <w:rPr>
+          <w:rFonts w:ascii="Times New Roman" w:hAnsi="Times New Roman"/>
+          <w:color w:val="000000"/>
+          <w:sz w:val="24"/>
+        </w:rPr>
+        <w:t xml:space="preserve">Богородице </w:t>
+      </w:r>
+      <w:r>
+        <w:rPr>
+          <w:rFonts w:ascii="Times New Roman" w:hAnsi="Times New Roman"/>
+          <w:color w:val="000000"/>
+          <w:sz w:val="24"/>
+        </w:rPr>
+        <w:t>Безневісна</w:t>
+      </w:r>
+      <w:r>
+        <w:rPr>
+          <w:rFonts w:ascii="Times New Roman" w:hAnsi="Times New Roman"/>
+          <w:color w:val="000000"/>
+          <w:sz w:val="24"/>
+        </w:rPr>
+        <w:t>, принеси прохання Сотворителю нашому Богу, який народився із лона Твого, щоб ми отримали повне визволення від лютих бід.</w:t>
+      </w:r>
+    </w:p>
+    <w:p>
+      <w:pPr>
+        <w:pStyle w:val="Heading3"/>
+        <w:spacing w:after="120"/>
+        <w:jc w:val="center"/>
+      </w:pPr>
+      <w:r>
+        <w:rPr>
+          <w:rFonts w:ascii="Times New Roman" w:hAnsi="Times New Roman"/>
+          <w:b/>
+          <w:i/>
+          <w:color w:val="FF0000"/>
+          <w:sz w:val="24"/>
+        </w:rPr>
+        <w:t>Мала єктенія</w:t>
+      </w:r>
+    </w:p>
+    <w:p>
+      <w:pPr>
+        <w:pStyle w:val="a"/>
+        <w:spacing w:after="120"/>
+      </w:pPr>
+      <w:r>
+        <w:rPr>
+          <w:rFonts w:ascii="Times New Roman" w:hAnsi="Times New Roman"/>
+          <w:color w:val="000000"/>
+          <w:sz w:val="24"/>
+        </w:rPr>
+        <w:t>Ще і ще в мирі Господеві помолімся.</w:t>
+      </w:r>
+    </w:p>
+    <w:p>
+      <w:pPr>
+        <w:pStyle w:val="a"/>
+        <w:spacing w:after="120"/>
+      </w:pPr>
+      <w:r>
+        <w:rPr>
+          <w:rFonts w:ascii="Times New Roman" w:hAnsi="Times New Roman"/>
+          <w:i/>
+          <w:color w:val="FF0000"/>
+          <w:sz w:val="24"/>
+        </w:rPr>
+        <w:t>Вірні:</w:t>
+      </w:r>
+      <w:r>
+        <w:rPr>
+          <w:rFonts w:ascii="Times New Roman" w:hAnsi="Times New Roman"/>
+          <w:color w:val="000000"/>
+          <w:sz w:val="24"/>
+        </w:rPr>
+        <w:t xml:space="preserve"> Господи, помилуй.</w:t>
+      </w:r>
+    </w:p>
+    <w:p>
+      <w:pPr>
+        <w:pStyle w:val="a"/>
+        <w:spacing w:after="120"/>
+      </w:pPr>
+      <w:r>
+        <w:rPr>
+          <w:rFonts w:ascii="Times New Roman" w:hAnsi="Times New Roman"/>
+          <w:color w:val="000000"/>
+          <w:sz w:val="24"/>
+        </w:rPr>
+        <w:t>Заступи, спаси, помилуй і охорони нас, Боже, твоєю благодаттю.</w:t>
+      </w:r>
+    </w:p>
+    <w:p>
+      <w:pPr>
+        <w:pStyle w:val="a"/>
+        <w:spacing w:after="120"/>
+      </w:pPr>
+      <w:r>
+        <w:rPr>
+          <w:rFonts w:ascii="Times New Roman" w:hAnsi="Times New Roman"/>
+          <w:i/>
+          <w:color w:val="FF0000"/>
+          <w:sz w:val="24"/>
+        </w:rPr>
+        <w:t>Вірні:</w:t>
+      </w:r>
+      <w:r>
+        <w:rPr>
+          <w:rFonts w:ascii="Times New Roman" w:hAnsi="Times New Roman"/>
+          <w:color w:val="000000"/>
+          <w:sz w:val="24"/>
+        </w:rPr>
+        <w:t xml:space="preserve"> Господи, помилуй.</w:t>
+      </w:r>
+    </w:p>
+    <w:p>
+      <w:pPr>
+        <w:pStyle w:val="a"/>
+        <w:spacing w:after="120"/>
+      </w:pPr>
+      <w:r>
+        <w:rPr>
+          <w:rFonts w:ascii="Times New Roman" w:hAnsi="Times New Roman"/>
+          <w:color w:val="000000"/>
+          <w:sz w:val="24"/>
+        </w:rPr>
+        <w:t>Пресвяту, пречисту, преблагословенну, славну Владичицю нашу Богородицю і приснодіву Марію, з усіма святими пом'янувши, самі себе, і один одного, і все життя наше Христу Богові віддаймо.</w:t>
+      </w:r>
+    </w:p>
+    <w:p>
+      <w:pPr>
+        <w:pStyle w:val="a"/>
+        <w:spacing w:after="120"/>
+      </w:pPr>
+      <w:r>
+        <w:rPr>
+          <w:rFonts w:ascii="Times New Roman" w:hAnsi="Times New Roman"/>
+          <w:i/>
+          <w:color w:val="FF0000"/>
+          <w:sz w:val="24"/>
+        </w:rPr>
+        <w:t>Вірні:</w:t>
+      </w:r>
+      <w:r>
+        <w:rPr>
+          <w:rFonts w:ascii="Times New Roman" w:hAnsi="Times New Roman"/>
+          <w:color w:val="000000"/>
+          <w:sz w:val="24"/>
+        </w:rPr>
+        <w:t xml:space="preserve"> Тобі, Господи.</w:t>
+      </w:r>
+    </w:p>
+    <w:p>
+      <w:pPr>
+        <w:pStyle w:val="a"/>
+        <w:spacing w:after="120"/>
+      </w:pPr>
+      <w:r>
+        <w:rPr>
+          <w:rFonts w:ascii="Times New Roman" w:hAnsi="Times New Roman"/>
+          <w:sz w:val="24"/>
+          <w:u w:val="single"/>
+        </w:rPr>
+        <w:t>[Господи, Боже наш, що сонну неміч забрав від нас і покликав нас візванням святим, щоб і вночі підносити руки наші і прославляти тебе за справедливі твої присуди. Прийми благання наші, моління, визнавання, нічні служби і даруй нам, Боже, віру бездоганну, надію впевнену, любов нелицемірну. Благослови наші входи й виходи, вчинки, слова, діла й думки; і дай нам дочекатися початку дня, нам, що хвалять й оспівують, і благословлять добрість твоєї несказанної сили]</w:t>
+      </w:r>
+    </w:p>
+    <w:p>
+      <w:pPr>
+        <w:pStyle w:val="a"/>
+        <w:spacing w:after="120"/>
+      </w:pPr>
+      <w:r>
+        <w:rPr>
+          <w:rFonts w:ascii="Times New Roman" w:hAnsi="Times New Roman"/>
+          <w:i/>
+          <w:color w:val="FF0000"/>
+          <w:sz w:val="24"/>
+        </w:rPr>
+        <w:t>Священик:</w:t>
+      </w:r>
+      <w:r>
+        <w:rPr>
+          <w:rFonts w:ascii="Times New Roman" w:hAnsi="Times New Roman"/>
+          <w:i/>
+          <w:color w:val="FF0000"/>
+          <w:sz w:val="24"/>
+        </w:rPr>
+        <w:t xml:space="preserve"> </w:t>
+      </w:r>
+      <w:r>
+        <w:rPr>
+          <w:rFonts w:ascii="Times New Roman" w:hAnsi="Times New Roman"/>
+          <w:color w:val="000000"/>
+          <w:sz w:val="24"/>
+        </w:rPr>
+        <w:t>Бо Ти Бог наш і Тобі славу возсилаємо: Отцю, і Сину, і Святому Духові</w:t>
+      </w:r>
+      <w:r>
+        <w:rPr>
+          <w:rFonts w:ascii="Times New Roman" w:hAnsi="Times New Roman"/>
+          <w:sz w:val="24"/>
+        </w:rPr>
+        <w:t>, нині і повсякчас, і на віки віків.</w:t>
+      </w:r>
+    </w:p>
+    <w:p>
+      <w:pPr>
+        <w:pStyle w:val="a"/>
+        <w:spacing w:after="120"/>
+      </w:pPr>
+      <w:r>
+        <w:rPr>
+          <w:rFonts w:ascii="Times New Roman" w:hAnsi="Times New Roman"/>
+          <w:i/>
+          <w:color w:val="FF0000"/>
+          <w:sz w:val="24"/>
+        </w:rPr>
+        <w:t>Вірні:</w:t>
+      </w:r>
+      <w:r>
+        <w:rPr>
+          <w:rFonts w:ascii="Times New Roman" w:hAnsi="Times New Roman"/>
+          <w:color w:val="FF0000"/>
+          <w:sz w:val="24"/>
+        </w:rPr>
+        <w:t xml:space="preserve"> </w:t>
+      </w:r>
+      <w:r>
+        <w:rPr>
+          <w:rFonts w:ascii="Times New Roman" w:hAnsi="Times New Roman"/>
+          <w:sz w:val="24"/>
+        </w:rPr>
+        <w:t>Амінь.</w:t>
+      </w:r>
+    </w:p>
+    <w:p>
+      <w:pPr>
+        <w:pStyle w:val="Heading3"/>
+        <w:spacing w:after="120"/>
+        <w:jc w:val="center"/>
+      </w:pPr>
+      <w:r>
+        <w:rPr>
+          <w:rFonts w:ascii="Times New Roman" w:hAnsi="Times New Roman"/>
+          <w:i/>
+          <w:color w:val="FF0000"/>
+          <w:sz w:val="24"/>
+        </w:rPr>
+        <w:t>Пісня 4</w:t>
+      </w:r>
+    </w:p>
+    <w:p>
+      <w:pPr>
+        <w:pStyle w:val="a"/>
+        <w:spacing w:after="120"/>
+      </w:pPr>
+      <w:r>
+        <w:rPr>
+          <w:rFonts w:ascii="Times New Roman" w:hAnsi="Times New Roman"/>
+          <w:b/>
+          <w:i/>
+          <w:color w:val="FF0000"/>
+          <w:sz w:val="24"/>
+        </w:rPr>
+        <w:t>Ірмос (г. 1):</w:t>
+      </w:r>
+      <w:r>
+        <w:rPr>
+          <w:rFonts w:ascii="Times New Roman" w:hAnsi="Times New Roman"/>
+          <w:b/>
+          <w:i/>
+          <w:color w:val="FF0000"/>
+          <w:sz w:val="24"/>
+        </w:rPr>
+        <w:t xml:space="preserve"> </w:t>
+      </w:r>
+      <w:r>
+        <w:rPr>
+          <w:rFonts w:ascii="Times New Roman" w:hAnsi="Times New Roman"/>
+          <w:b/>
+          <w:color w:val="000000"/>
+          <w:sz w:val="24"/>
+        </w:rPr>
+        <w:t>Почув, Господи, слух про Тебе і убоявся, зрозумів діла Твої, промовив пророк і прославив силу Твою.</w:t>
+      </w:r>
+    </w:p>
+    <w:p>
+      <w:pPr>
+        <w:pStyle w:val="a"/>
+        <w:spacing w:after="120"/>
+      </w:pPr>
+      <w:r>
+        <w:rPr>
+          <w:rFonts w:ascii="Times New Roman" w:hAnsi="Times New Roman"/>
+          <w:i/>
+          <w:color w:val="FF0000"/>
+          <w:sz w:val="24"/>
+        </w:rPr>
+        <w:t xml:space="preserve">Стих: </w:t>
+      </w:r>
+      <w:r>
+        <w:rPr>
+          <w:rFonts w:ascii="Times New Roman" w:hAnsi="Times New Roman"/>
+          <w:sz w:val="24"/>
+          <w:u w:val="single"/>
+        </w:rPr>
+        <w:t>Усі святі, моліть Бога за нас.</w:t>
+      </w:r>
+    </w:p>
+    <w:p>
+      <w:pPr>
+        <w:pStyle w:val="a"/>
+        <w:spacing w:after="120"/>
+      </w:pPr>
+      <w:r>
+        <w:rPr>
+          <w:rFonts w:ascii="Times New Roman" w:hAnsi="Times New Roman"/>
+          <w:color w:val="000000"/>
+          <w:sz w:val="24"/>
+        </w:rPr>
+        <w:t>Перетерпівши всякі рани, мужні душею мученики були приведені до Христа, як ягнята непорочні, до Життя, яке було заколоте за всіх.</w:t>
+      </w:r>
+    </w:p>
+    <w:p>
+      <w:pPr>
+        <w:pStyle w:val="a"/>
+        <w:spacing w:after="120"/>
+      </w:pPr>
+      <w:r>
+        <w:rPr>
+          <w:rFonts w:ascii="Times New Roman" w:hAnsi="Times New Roman"/>
+          <w:i/>
+          <w:color w:val="FF0000"/>
+          <w:sz w:val="24"/>
+        </w:rPr>
+        <w:t xml:space="preserve">Стих: </w:t>
+      </w:r>
+      <w:r>
+        <w:rPr>
+          <w:rFonts w:ascii="Times New Roman" w:hAnsi="Times New Roman"/>
+          <w:sz w:val="24"/>
+          <w:u w:val="single"/>
+        </w:rPr>
+        <w:t>Усі святі, моліть Бога за нас.</w:t>
+      </w:r>
+    </w:p>
+    <w:p>
+      <w:pPr>
+        <w:pStyle w:val="a"/>
+        <w:spacing w:after="120"/>
+      </w:pPr>
+      <w:r>
+        <w:rPr>
+          <w:rFonts w:ascii="Times New Roman" w:hAnsi="Times New Roman"/>
+          <w:color w:val="000000"/>
+          <w:sz w:val="24"/>
+        </w:rPr>
+        <w:t>Святителі, навчені Словом Божим, були устами божественними, визволили душі від уст лукавого; їх же побожно шануємо.</w:t>
+      </w:r>
+    </w:p>
+    <w:p>
+      <w:pPr>
+        <w:pStyle w:val="a"/>
+        <w:spacing w:after="120"/>
+      </w:pPr>
+      <w:r>
+        <w:rPr>
+          <w:rFonts w:ascii="Times New Roman" w:hAnsi="Times New Roman"/>
+          <w:i/>
+          <w:color w:val="FF0000"/>
+          <w:sz w:val="24"/>
+        </w:rPr>
+        <w:t xml:space="preserve">Стих: </w:t>
+      </w:r>
+      <w:r>
+        <w:rPr>
+          <w:rFonts w:ascii="Times New Roman" w:hAnsi="Times New Roman"/>
+          <w:sz w:val="24"/>
+          <w:u w:val="single"/>
+        </w:rPr>
+        <w:t>Усі святі, моліть Бога за нас.</w:t>
+      </w:r>
+    </w:p>
+    <w:p>
+      <w:pPr>
+        <w:pStyle w:val="a"/>
+        <w:spacing w:after="120"/>
+      </w:pPr>
+      <w:r>
+        <w:rPr>
+          <w:rFonts w:ascii="Times New Roman" w:hAnsi="Times New Roman"/>
+          <w:color w:val="000000"/>
+          <w:sz w:val="24"/>
+        </w:rPr>
+        <w:t>Отці святі, ви були міцними Божественним Духом; силою благодаті ви, преподобні, перемогли духів лукавих.</w:t>
+      </w:r>
+    </w:p>
+    <w:p>
+      <w:pPr>
+        <w:pStyle w:val="a"/>
+        <w:spacing w:after="120"/>
+      </w:pPr>
+      <w:r>
+        <w:rPr>
+          <w:rFonts w:ascii="Times New Roman" w:hAnsi="Times New Roman"/>
+          <w:b/>
+          <w:color w:val="000000"/>
+          <w:sz w:val="24"/>
+        </w:rPr>
+        <w:t xml:space="preserve">Слава: </w:t>
+      </w:r>
+      <w:r>
+        <w:rPr>
+          <w:rFonts w:ascii="Times New Roman" w:hAnsi="Times New Roman"/>
+          <w:color w:val="000000"/>
+          <w:sz w:val="24"/>
+        </w:rPr>
+        <w:t>Ти, Життя наше, умертвився на хресті; сподоби вічного життя тих, що померли, Чоловіколюбче.</w:t>
+      </w:r>
+    </w:p>
+    <w:p>
+      <w:pPr>
+        <w:pStyle w:val="a"/>
+        <w:spacing w:after="120"/>
+      </w:pPr>
+      <w:r>
+        <w:rPr>
+          <w:rFonts w:ascii="Times New Roman" w:hAnsi="Times New Roman"/>
+          <w:b/>
+          <w:color w:val="000000"/>
+          <w:sz w:val="24"/>
+        </w:rPr>
+        <w:t xml:space="preserve">І нині: </w:t>
+      </w:r>
+      <w:r>
+        <w:rPr>
+          <w:rFonts w:ascii="Times New Roman" w:hAnsi="Times New Roman"/>
+          <w:color w:val="000000"/>
+          <w:sz w:val="24"/>
+        </w:rPr>
+        <w:t>Жіночий собор не відмовився від Господа, мужньо страждаючи; не були переможені тілесними пристрастями святі, маючи Тебе, Пречиста, Помічницею.</w:t>
+      </w:r>
+    </w:p>
+    <w:p>
+      <w:pPr>
+        <w:pStyle w:val="Heading3"/>
+        <w:spacing w:after="120"/>
+        <w:jc w:val="center"/>
+      </w:pPr>
+      <w:r>
+        <w:rPr>
+          <w:rFonts w:ascii="Times New Roman" w:hAnsi="Times New Roman"/>
+          <w:i/>
+          <w:color w:val="FF0000"/>
+          <w:sz w:val="24"/>
+        </w:rPr>
+        <w:t>Пісня 5</w:t>
+      </w:r>
+    </w:p>
+    <w:p>
+      <w:pPr>
+        <w:pStyle w:val="a"/>
+        <w:spacing w:after="120"/>
+      </w:pPr>
+      <w:r>
+        <w:rPr>
+          <w:rFonts w:ascii="Times New Roman" w:hAnsi="Times New Roman"/>
+          <w:b/>
+          <w:i/>
+          <w:color w:val="FF0000"/>
+          <w:sz w:val="24"/>
+        </w:rPr>
+        <w:t>Ірмос (г. 1):</w:t>
+      </w:r>
+      <w:r>
+        <w:rPr>
+          <w:rFonts w:ascii="Times New Roman" w:hAnsi="Times New Roman"/>
+          <w:b/>
+          <w:i/>
+          <w:color w:val="FF0000"/>
+          <w:sz w:val="24"/>
+        </w:rPr>
+        <w:t xml:space="preserve"> </w:t>
+      </w:r>
+      <w:r>
+        <w:rPr>
+          <w:rFonts w:ascii="Times New Roman" w:hAnsi="Times New Roman"/>
+          <w:b/>
+          <w:color w:val="000000"/>
+          <w:sz w:val="24"/>
+        </w:rPr>
+        <w:t>Світле засяяло нам Світло споконвічне, тим, що зранку думають про виконання заповідей Твоїх, Владико Чоловіколюбче, Христе Боже наш.</w:t>
+      </w:r>
+    </w:p>
+    <w:p>
+      <w:pPr>
+        <w:pStyle w:val="a"/>
+        <w:spacing w:after="120"/>
+      </w:pPr>
+      <w:r>
+        <w:rPr>
+          <w:rFonts w:ascii="Times New Roman" w:hAnsi="Times New Roman"/>
+          <w:i/>
+          <w:color w:val="FF0000"/>
+          <w:sz w:val="24"/>
+        </w:rPr>
+        <w:t xml:space="preserve">Стих: </w:t>
+      </w:r>
+      <w:r>
+        <w:rPr>
+          <w:rFonts w:ascii="Times New Roman" w:hAnsi="Times New Roman"/>
+          <w:sz w:val="24"/>
+          <w:u w:val="single"/>
+        </w:rPr>
+        <w:t>Усі святі, моліть Бога за нас.</w:t>
+      </w:r>
+    </w:p>
+    <w:p>
+      <w:pPr>
+        <w:pStyle w:val="a"/>
+        <w:spacing w:after="120"/>
+      </w:pPr>
+      <w:r>
+        <w:rPr>
+          <w:rFonts w:ascii="Times New Roman" w:hAnsi="Times New Roman"/>
+          <w:color w:val="000000"/>
+          <w:sz w:val="24"/>
+        </w:rPr>
+        <w:t>Озброївшись благочестям, ви, мученики, стали невразливими; борців стрілами ви перемогли благодаттю і вінці одержали.</w:t>
+      </w:r>
+    </w:p>
+    <w:p>
+      <w:pPr>
+        <w:pStyle w:val="a"/>
+        <w:spacing w:after="120"/>
+      </w:pPr>
+      <w:r>
+        <w:rPr>
+          <w:rFonts w:ascii="Times New Roman" w:hAnsi="Times New Roman"/>
+          <w:i/>
+          <w:color w:val="FF0000"/>
+          <w:sz w:val="24"/>
+        </w:rPr>
+        <w:t xml:space="preserve">Стих: </w:t>
+      </w:r>
+      <w:r>
+        <w:rPr>
+          <w:rFonts w:ascii="Times New Roman" w:hAnsi="Times New Roman"/>
+          <w:sz w:val="24"/>
+          <w:u w:val="single"/>
+        </w:rPr>
+        <w:t>Усі святі, моліть Бога за нас.</w:t>
+      </w:r>
+    </w:p>
+    <w:p>
+      <w:pPr>
+        <w:pStyle w:val="a"/>
+        <w:spacing w:after="120"/>
+      </w:pPr>
+      <w:r>
+        <w:rPr>
+          <w:rFonts w:ascii="Times New Roman" w:hAnsi="Times New Roman"/>
+          <w:color w:val="000000"/>
+          <w:sz w:val="24"/>
+        </w:rPr>
+        <w:t>Господь помазав божественним єлеєм священиків Своїх, які упасли в благочесті безліч вірних і привели до огорожі небесної.</w:t>
+      </w:r>
+    </w:p>
+    <w:p>
+      <w:pPr>
+        <w:pStyle w:val="a"/>
+        <w:spacing w:after="120"/>
+      </w:pPr>
+      <w:r>
+        <w:rPr>
+          <w:rFonts w:ascii="Times New Roman" w:hAnsi="Times New Roman"/>
+          <w:i/>
+          <w:color w:val="FF0000"/>
+          <w:sz w:val="24"/>
+        </w:rPr>
+        <w:t xml:space="preserve">Стих: </w:t>
+      </w:r>
+      <w:r>
+        <w:rPr>
+          <w:rFonts w:ascii="Times New Roman" w:hAnsi="Times New Roman"/>
+          <w:sz w:val="24"/>
+          <w:u w:val="single"/>
+        </w:rPr>
+        <w:t>Усі святі, моліть Бога за нас.</w:t>
+      </w:r>
+    </w:p>
+    <w:p>
+      <w:pPr>
+        <w:pStyle w:val="a"/>
+        <w:spacing w:after="120"/>
+      </w:pPr>
+      <w:r>
+        <w:rPr>
+          <w:rFonts w:ascii="Times New Roman" w:hAnsi="Times New Roman"/>
+          <w:color w:val="000000"/>
+          <w:sz w:val="24"/>
+        </w:rPr>
+        <w:t>Священномученики святі, всі преподобні, що устави Духа зберегли і стали причасниками Царства, божественно прославляються.</w:t>
+      </w:r>
+    </w:p>
+    <w:p>
+      <w:pPr>
+        <w:pStyle w:val="a"/>
+        <w:spacing w:after="120"/>
+      </w:pPr>
+      <w:r>
+        <w:rPr>
+          <w:rFonts w:ascii="Times New Roman" w:hAnsi="Times New Roman"/>
+          <w:b/>
+          <w:color w:val="000000"/>
+          <w:sz w:val="24"/>
+        </w:rPr>
+        <w:t xml:space="preserve">Слава: </w:t>
+      </w:r>
+      <w:r>
+        <w:rPr>
+          <w:rFonts w:ascii="Times New Roman" w:hAnsi="Times New Roman"/>
+          <w:color w:val="000000"/>
+          <w:sz w:val="24"/>
+        </w:rPr>
+        <w:t>Тих, кого Ти нині упокоїв повелінням Твоїм, Владико Господи, сподоби їх Царства Твого зі святими, прощаючи їм всі давні гріхи.</w:t>
+      </w:r>
+    </w:p>
+    <w:p>
+      <w:pPr>
+        <w:pStyle w:val="a"/>
+        <w:spacing w:after="120"/>
+      </w:pPr>
+      <w:r>
+        <w:rPr>
+          <w:rFonts w:ascii="Times New Roman" w:hAnsi="Times New Roman"/>
+          <w:b/>
+          <w:color w:val="000000"/>
+          <w:sz w:val="24"/>
+        </w:rPr>
+        <w:t xml:space="preserve">І нині: </w:t>
+      </w:r>
+      <w:r>
+        <w:rPr>
+          <w:rFonts w:ascii="Times New Roman" w:hAnsi="Times New Roman"/>
+          <w:i/>
+          <w:color w:val="FF0000"/>
+          <w:sz w:val="24"/>
+        </w:rPr>
+        <w:t xml:space="preserve">Богородичний: </w:t>
+      </w:r>
+      <w:r>
+        <w:rPr>
+          <w:rFonts w:ascii="Times New Roman" w:hAnsi="Times New Roman"/>
+          <w:color w:val="000000"/>
+          <w:sz w:val="24"/>
+        </w:rPr>
+        <w:t>Жони</w:t>
+      </w:r>
+      <w:r>
+        <w:rPr>
+          <w:rFonts w:ascii="Times New Roman" w:hAnsi="Times New Roman"/>
+          <w:color w:val="000000"/>
+          <w:sz w:val="24"/>
+        </w:rPr>
+        <w:t>, які постом і стражданням знайшли славу небесну, Пречиста, маючи Тебе Заступницею, змієву державу зруйнували.</w:t>
+      </w:r>
+    </w:p>
+    <w:p>
+      <w:pPr>
+        <w:pStyle w:val="Heading3"/>
+        <w:spacing w:after="120"/>
+        <w:jc w:val="center"/>
+      </w:pPr>
+      <w:r>
+        <w:rPr>
+          <w:rFonts w:ascii="Times New Roman" w:hAnsi="Times New Roman"/>
+          <w:i/>
+          <w:color w:val="FF0000"/>
+          <w:sz w:val="24"/>
+        </w:rPr>
+        <w:t>Пісня 6</w:t>
+      </w:r>
+    </w:p>
+    <w:p>
+      <w:pPr>
+        <w:pStyle w:val="a"/>
+        <w:spacing w:after="120"/>
+      </w:pPr>
+      <w:r>
+        <w:rPr>
+          <w:rFonts w:ascii="Times New Roman" w:hAnsi="Times New Roman"/>
+          <w:b/>
+          <w:i/>
+          <w:color w:val="FF0000"/>
+          <w:sz w:val="24"/>
+        </w:rPr>
+        <w:t>Ірмос (г. 1):</w:t>
+      </w:r>
+      <w:r>
+        <w:rPr>
+          <w:rFonts w:ascii="Times New Roman" w:hAnsi="Times New Roman"/>
+          <w:b/>
+          <w:i/>
+          <w:color w:val="FF0000"/>
+          <w:sz w:val="24"/>
+        </w:rPr>
+        <w:t xml:space="preserve"> </w:t>
+      </w:r>
+      <w:r>
+        <w:rPr>
+          <w:rFonts w:ascii="Times New Roman" w:hAnsi="Times New Roman"/>
+          <w:b/>
+          <w:color w:val="000000"/>
+          <w:sz w:val="24"/>
+        </w:rPr>
+        <w:t>Пророку Йоні уподібнюючись, взиваю: життя моє, Благий, визволи із тління, і спаси мене, Спасе світу, що взиваю: слава Тобі.</w:t>
+      </w:r>
+    </w:p>
+    <w:p>
+      <w:pPr>
+        <w:pStyle w:val="a"/>
+        <w:spacing w:after="120"/>
+      </w:pPr>
+      <w:r>
+        <w:rPr>
+          <w:rFonts w:ascii="Times New Roman" w:hAnsi="Times New Roman"/>
+          <w:i/>
+          <w:color w:val="FF0000"/>
+          <w:sz w:val="24"/>
+        </w:rPr>
+        <w:t xml:space="preserve">Стих: </w:t>
+      </w:r>
+      <w:r>
+        <w:rPr>
+          <w:rFonts w:ascii="Times New Roman" w:hAnsi="Times New Roman"/>
+          <w:sz w:val="24"/>
+          <w:u w:val="single"/>
+        </w:rPr>
+        <w:t>Усі святі, моліть Бога за нас.</w:t>
+      </w:r>
+    </w:p>
+    <w:p>
+      <w:pPr>
+        <w:pStyle w:val="a"/>
+        <w:spacing w:after="120"/>
+      </w:pPr>
+      <w:r>
+        <w:rPr>
+          <w:rFonts w:ascii="Times New Roman" w:hAnsi="Times New Roman"/>
+          <w:color w:val="000000"/>
+          <w:sz w:val="24"/>
+        </w:rPr>
+        <w:t xml:space="preserve">Святі мученики, ви були </w:t>
+      </w:r>
+      <w:r>
+        <w:rPr>
+          <w:rFonts w:ascii="Times New Roman" w:hAnsi="Times New Roman"/>
+          <w:color w:val="000000"/>
+          <w:sz w:val="24"/>
+        </w:rPr>
+        <w:t>умертвлені</w:t>
+      </w:r>
+      <w:r>
+        <w:rPr>
+          <w:rFonts w:ascii="Times New Roman" w:hAnsi="Times New Roman"/>
+          <w:color w:val="000000"/>
+          <w:sz w:val="24"/>
+        </w:rPr>
+        <w:t xml:space="preserve"> </w:t>
+      </w:r>
+      <w:r>
+        <w:rPr>
+          <w:rFonts w:ascii="Times New Roman" w:hAnsi="Times New Roman"/>
+          <w:color w:val="000000"/>
+          <w:sz w:val="24"/>
+        </w:rPr>
+        <w:t>многими</w:t>
+      </w:r>
+      <w:r>
+        <w:rPr>
+          <w:rFonts w:ascii="Times New Roman" w:hAnsi="Times New Roman"/>
+          <w:color w:val="000000"/>
+          <w:sz w:val="24"/>
+        </w:rPr>
+        <w:t xml:space="preserve"> ранами і разом успадкували істинне життя, преславні Христові воїни.</w:t>
+      </w:r>
+    </w:p>
+    <w:p>
+      <w:pPr>
+        <w:pStyle w:val="a"/>
+        <w:spacing w:after="120"/>
+      </w:pPr>
+      <w:r>
+        <w:rPr>
+          <w:rFonts w:ascii="Times New Roman" w:hAnsi="Times New Roman"/>
+          <w:i/>
+          <w:color w:val="FF0000"/>
+          <w:sz w:val="24"/>
+        </w:rPr>
+        <w:t xml:space="preserve">Стих: </w:t>
+      </w:r>
+      <w:r>
+        <w:rPr>
+          <w:rFonts w:ascii="Times New Roman" w:hAnsi="Times New Roman"/>
+          <w:sz w:val="24"/>
+          <w:u w:val="single"/>
+        </w:rPr>
+        <w:t>Усі святі, моліть Бога за нас.</w:t>
+      </w:r>
+    </w:p>
+    <w:p>
+      <w:pPr>
+        <w:pStyle w:val="a"/>
+        <w:spacing w:after="120"/>
+      </w:pPr>
+      <w:r>
+        <w:rPr>
+          <w:rFonts w:ascii="Times New Roman" w:hAnsi="Times New Roman"/>
+          <w:color w:val="000000"/>
+          <w:sz w:val="24"/>
+        </w:rPr>
+        <w:t xml:space="preserve">Святителі премудрі, вас знають на землі як </w:t>
+      </w:r>
+      <w:r>
+        <w:rPr>
+          <w:rFonts w:ascii="Times New Roman" w:hAnsi="Times New Roman"/>
+          <w:color w:val="000000"/>
+          <w:sz w:val="24"/>
+        </w:rPr>
+        <w:t>світлосяйні</w:t>
+      </w:r>
+      <w:r>
+        <w:rPr>
+          <w:rFonts w:ascii="Times New Roman" w:hAnsi="Times New Roman"/>
+          <w:color w:val="000000"/>
+          <w:sz w:val="24"/>
+        </w:rPr>
+        <w:t xml:space="preserve"> зорі; просвітіть вірних світлом благочестя, преславні Христові воїни.</w:t>
+      </w:r>
+    </w:p>
+    <w:p>
+      <w:pPr>
+        <w:pStyle w:val="a"/>
+        <w:spacing w:after="120"/>
+      </w:pPr>
+      <w:r>
+        <w:rPr>
+          <w:rFonts w:ascii="Times New Roman" w:hAnsi="Times New Roman"/>
+          <w:i/>
+          <w:color w:val="FF0000"/>
+          <w:sz w:val="24"/>
+        </w:rPr>
+        <w:t xml:space="preserve">Стих: </w:t>
+      </w:r>
+      <w:r>
+        <w:rPr>
+          <w:rFonts w:ascii="Times New Roman" w:hAnsi="Times New Roman"/>
+          <w:sz w:val="24"/>
+          <w:u w:val="single"/>
+        </w:rPr>
+        <w:t>Усі святі, моліть Бога за нас.</w:t>
+      </w:r>
+    </w:p>
+    <w:p>
+      <w:pPr>
+        <w:pStyle w:val="a"/>
+        <w:spacing w:after="120"/>
+      </w:pPr>
+      <w:r>
+        <w:rPr>
+          <w:rFonts w:ascii="Times New Roman" w:hAnsi="Times New Roman"/>
+          <w:color w:val="000000"/>
+          <w:sz w:val="24"/>
+        </w:rPr>
+        <w:t>Богоносні</w:t>
+      </w:r>
+      <w:r>
+        <w:rPr>
+          <w:rFonts w:ascii="Times New Roman" w:hAnsi="Times New Roman"/>
+          <w:color w:val="000000"/>
+          <w:sz w:val="24"/>
+        </w:rPr>
+        <w:t xml:space="preserve"> </w:t>
+      </w:r>
+      <w:r>
+        <w:rPr>
+          <w:rFonts w:ascii="Times New Roman" w:hAnsi="Times New Roman"/>
+          <w:color w:val="000000"/>
+          <w:sz w:val="24"/>
+        </w:rPr>
+        <w:t>посники</w:t>
+      </w:r>
+      <w:r>
+        <w:rPr>
+          <w:rFonts w:ascii="Times New Roman" w:hAnsi="Times New Roman"/>
+          <w:color w:val="000000"/>
+          <w:sz w:val="24"/>
+        </w:rPr>
+        <w:t>, ви явилися подорожніми на землі і громадянами небесними, умертвивши плотські похоті отриманням і смиренням.</w:t>
+      </w:r>
+    </w:p>
+    <w:p>
+      <w:pPr>
+        <w:pStyle w:val="a"/>
+        <w:spacing w:after="120"/>
+      </w:pPr>
+      <w:r>
+        <w:rPr>
+          <w:rFonts w:ascii="Times New Roman" w:hAnsi="Times New Roman"/>
+          <w:b/>
+          <w:color w:val="000000"/>
+          <w:sz w:val="24"/>
+        </w:rPr>
+        <w:t xml:space="preserve">Слава: </w:t>
+      </w:r>
+      <w:r>
+        <w:rPr>
+          <w:rFonts w:ascii="Times New Roman" w:hAnsi="Times New Roman"/>
+          <w:color w:val="000000"/>
+          <w:sz w:val="24"/>
+        </w:rPr>
+        <w:t>Вірних, яких Ти упокоїв, покажи причасниками незаходимого Твого світла й істинної насолоди, Чоловіколюбче, і приєднай їх до собору святих.</w:t>
+      </w:r>
+    </w:p>
+    <w:p>
+      <w:pPr>
+        <w:pStyle w:val="a"/>
+        <w:spacing w:after="120"/>
+      </w:pPr>
+      <w:r>
+        <w:rPr>
+          <w:rFonts w:ascii="Times New Roman" w:hAnsi="Times New Roman"/>
+          <w:b/>
+          <w:color w:val="000000"/>
+          <w:sz w:val="24"/>
+        </w:rPr>
+        <w:t xml:space="preserve">І нині: </w:t>
+      </w:r>
+      <w:r>
+        <w:rPr>
+          <w:rFonts w:ascii="Times New Roman" w:hAnsi="Times New Roman"/>
+          <w:i/>
+          <w:color w:val="FF0000"/>
+          <w:sz w:val="24"/>
+        </w:rPr>
+        <w:t xml:space="preserve">Богородичний: </w:t>
+      </w:r>
+      <w:r>
+        <w:rPr>
+          <w:rFonts w:ascii="Times New Roman" w:hAnsi="Times New Roman"/>
+          <w:color w:val="000000"/>
+          <w:sz w:val="24"/>
+        </w:rPr>
+        <w:t xml:space="preserve">Ті, що постраждали сильно і що постилися тепло, Тобою, Пречиста Богородице, за </w:t>
+      </w:r>
+      <w:r>
+        <w:rPr>
+          <w:rFonts w:ascii="Times New Roman" w:hAnsi="Times New Roman"/>
+          <w:color w:val="000000"/>
+          <w:sz w:val="24"/>
+        </w:rPr>
+        <w:t>псалмоспівцем</w:t>
+      </w:r>
+      <w:r>
+        <w:rPr>
+          <w:rFonts w:ascii="Times New Roman" w:hAnsi="Times New Roman"/>
+          <w:color w:val="000000"/>
+          <w:sz w:val="24"/>
+        </w:rPr>
+        <w:t>, привелися слідом до Христа, Царя всього творіння.</w:t>
+      </w:r>
+    </w:p>
+    <w:p>
+      <w:pPr>
+        <w:pStyle w:val="Heading3"/>
+        <w:spacing w:after="120"/>
+        <w:jc w:val="center"/>
+      </w:pPr>
+      <w:r>
+        <w:rPr>
+          <w:rFonts w:ascii="Times New Roman" w:hAnsi="Times New Roman"/>
+          <w:b/>
+          <w:i/>
+          <w:color w:val="FF0000"/>
+          <w:sz w:val="24"/>
+        </w:rPr>
+        <w:t>Мала єктенія</w:t>
+      </w:r>
+    </w:p>
+    <w:p>
+      <w:pPr>
+        <w:pStyle w:val="a"/>
+        <w:spacing w:after="120"/>
+      </w:pPr>
+      <w:r>
+        <w:rPr>
+          <w:rFonts w:ascii="Times New Roman" w:hAnsi="Times New Roman"/>
+          <w:color w:val="000000"/>
+          <w:sz w:val="24"/>
+        </w:rPr>
+        <w:t>Ще і ще в мирі Господеві помолімся.</w:t>
+      </w:r>
+    </w:p>
+    <w:p>
+      <w:pPr>
+        <w:pStyle w:val="a"/>
+        <w:spacing w:after="120"/>
+      </w:pPr>
+      <w:r>
+        <w:rPr>
+          <w:rFonts w:ascii="Times New Roman" w:hAnsi="Times New Roman"/>
+          <w:i/>
+          <w:color w:val="FF0000"/>
+          <w:sz w:val="24"/>
+        </w:rPr>
+        <w:t>Вірні:</w:t>
+      </w:r>
+      <w:r>
+        <w:rPr>
+          <w:rFonts w:ascii="Times New Roman" w:hAnsi="Times New Roman"/>
+          <w:color w:val="000000"/>
+          <w:sz w:val="24"/>
+        </w:rPr>
+        <w:t xml:space="preserve"> Господи, помилуй.</w:t>
+      </w:r>
+    </w:p>
+    <w:p>
+      <w:pPr>
+        <w:pStyle w:val="a"/>
+        <w:spacing w:after="120"/>
+      </w:pPr>
+      <w:r>
+        <w:rPr>
+          <w:rFonts w:ascii="Times New Roman" w:hAnsi="Times New Roman"/>
+          <w:color w:val="000000"/>
+          <w:sz w:val="24"/>
+        </w:rPr>
+        <w:t>Заступи, спаси, помилуй і охорони нас, Боже, твоєю благодаттю.</w:t>
+      </w:r>
+    </w:p>
+    <w:p>
+      <w:pPr>
+        <w:pStyle w:val="a"/>
+        <w:spacing w:after="120"/>
+      </w:pPr>
+      <w:r>
+        <w:rPr>
+          <w:rFonts w:ascii="Times New Roman" w:hAnsi="Times New Roman"/>
+          <w:i/>
+          <w:color w:val="FF0000"/>
+          <w:sz w:val="24"/>
+        </w:rPr>
+        <w:t>Вірні:</w:t>
+      </w:r>
+      <w:r>
+        <w:rPr>
+          <w:rFonts w:ascii="Times New Roman" w:hAnsi="Times New Roman"/>
+          <w:color w:val="000000"/>
+          <w:sz w:val="24"/>
+        </w:rPr>
+        <w:t xml:space="preserve"> Господи, помилуй.</w:t>
+      </w:r>
+    </w:p>
+    <w:p>
+      <w:pPr>
+        <w:pStyle w:val="a"/>
+        <w:spacing w:after="120"/>
+      </w:pPr>
+      <w:r>
+        <w:rPr>
+          <w:rFonts w:ascii="Times New Roman" w:hAnsi="Times New Roman"/>
+          <w:color w:val="000000"/>
+          <w:sz w:val="24"/>
+        </w:rPr>
+        <w:t>Пресвяту, пречисту, преблагословенну, славну Владичицю нашу Богородицю і приснодіву Марію, з усіма святими пом'янувши, самі себе, і один одного, і все життя наше Христу Богові віддаймо.</w:t>
+      </w:r>
+    </w:p>
+    <w:p>
+      <w:pPr>
+        <w:pStyle w:val="a"/>
+        <w:spacing w:after="120"/>
+      </w:pPr>
+      <w:r>
+        <w:rPr>
+          <w:rFonts w:ascii="Times New Roman" w:hAnsi="Times New Roman"/>
+          <w:i/>
+          <w:color w:val="FF0000"/>
+          <w:sz w:val="24"/>
+        </w:rPr>
+        <w:t>Вірні:</w:t>
+      </w:r>
+      <w:r>
+        <w:rPr>
+          <w:rFonts w:ascii="Times New Roman" w:hAnsi="Times New Roman"/>
+          <w:color w:val="000000"/>
+          <w:sz w:val="24"/>
+        </w:rPr>
+        <w:t xml:space="preserve"> Тобі, Господи.</w:t>
+      </w:r>
+    </w:p>
+    <w:p>
+      <w:pPr>
+        <w:pStyle w:val="a"/>
+        <w:spacing w:after="120"/>
+      </w:pPr>
+      <w:r>
+        <w:rPr>
+          <w:rFonts w:ascii="Times New Roman" w:hAnsi="Times New Roman"/>
+          <w:sz w:val="24"/>
+          <w:u w:val="single"/>
+        </w:rPr>
+        <w:t>[Дякуємо тобі, Господи, Боже спасіння нашого, бо ти все робиш для добра життя нашого, щоб ми завжди на тебе споглядали, Спасителю й Доброчинцю душ наших. Бо ти дав спокій нам у час минулої ночі й підвів нас, щоб ми поклонялися величному імені твоєму. Тому молимо тебе, Господи: Дай нам ласку й силу, щоб ми стали гідними співати тобі розумно й молитися безупинно та в страсі і тремтінні над нашим спасінням працювали, при заступництві Христа твого. Пом'яни, Господи, і тих, що вночі до тебе кличуть. Вислухай їх і помилуй, і круши під ноги їх невидимих і войовничих ворогів.]</w:t>
+      </w:r>
+    </w:p>
+    <w:p>
+      <w:pPr>
+        <w:pStyle w:val="a"/>
+        <w:spacing w:after="120"/>
+      </w:pPr>
+      <w:r>
+        <w:rPr>
+          <w:rFonts w:ascii="Times New Roman" w:hAnsi="Times New Roman"/>
+          <w:i/>
+          <w:color w:val="FF0000"/>
+          <w:sz w:val="24"/>
+        </w:rPr>
+        <w:t>Священик:</w:t>
+      </w:r>
+      <w:r>
+        <w:rPr>
+          <w:rFonts w:ascii="Times New Roman" w:hAnsi="Times New Roman"/>
+          <w:i/>
+          <w:color w:val="FF0000"/>
+          <w:sz w:val="24"/>
+        </w:rPr>
+        <w:t xml:space="preserve"> </w:t>
+      </w:r>
+      <w:r>
+        <w:rPr>
+          <w:rFonts w:ascii="Times New Roman" w:hAnsi="Times New Roman"/>
+          <w:color w:val="000000"/>
+          <w:sz w:val="24"/>
+        </w:rPr>
+        <w:t>Бо Ти цар миру і Спас душ наших і Тобі славу возсилаємо: Отцю, і Сину, і Святому Духові</w:t>
+      </w:r>
+      <w:r>
+        <w:rPr>
+          <w:rFonts w:ascii="Times New Roman" w:hAnsi="Times New Roman"/>
+          <w:sz w:val="24"/>
+        </w:rPr>
+        <w:t>, нині і повсякчас, і на віки віків.</w:t>
+      </w:r>
+    </w:p>
+    <w:p>
+      <w:pPr>
+        <w:pStyle w:val="a"/>
+        <w:spacing w:after="120"/>
+      </w:pPr>
+      <w:r>
+        <w:rPr>
+          <w:rFonts w:ascii="Times New Roman" w:hAnsi="Times New Roman"/>
+          <w:i/>
+          <w:color w:val="FF0000"/>
+          <w:sz w:val="24"/>
+        </w:rPr>
+        <w:t>Вірні:</w:t>
+      </w:r>
+      <w:r>
+        <w:rPr>
+          <w:rFonts w:ascii="Times New Roman" w:hAnsi="Times New Roman"/>
+          <w:color w:val="FF0000"/>
+          <w:sz w:val="24"/>
+        </w:rPr>
+        <w:t xml:space="preserve"> </w:t>
+      </w:r>
+      <w:r>
+        <w:rPr>
+          <w:rFonts w:ascii="Times New Roman" w:hAnsi="Times New Roman"/>
+          <w:sz w:val="24"/>
+        </w:rPr>
+        <w:t>Амінь</w:t>
+      </w:r>
+      <w:r>
+        <w:rPr>
+          <w:rFonts w:ascii="Times New Roman" w:hAnsi="Times New Roman"/>
+          <w:i/>
+          <w:sz w:val="24"/>
+        </w:rPr>
+        <w:t>.</w:t>
+      </w:r>
+    </w:p>
+    <w:p>
+      <w:pPr>
+        <w:pStyle w:val="Heading3"/>
+        <w:spacing w:after="120"/>
+        <w:jc w:val="center"/>
+      </w:pPr>
+      <w:r>
+        <w:rPr>
+          <w:rFonts w:ascii="Times New Roman" w:hAnsi="Times New Roman"/>
+          <w:i/>
+          <w:color w:val="FF0000"/>
+          <w:sz w:val="24"/>
+        </w:rPr>
+        <w:t>Пісня 7</w:t>
+      </w:r>
+    </w:p>
+    <w:p>
+      <w:pPr>
+        <w:pStyle w:val="a"/>
+        <w:spacing w:after="120"/>
+      </w:pPr>
+      <w:r>
+        <w:rPr>
+          <w:rFonts w:ascii="Times New Roman" w:hAnsi="Times New Roman"/>
+          <w:b/>
+          <w:i/>
+          <w:color w:val="FF0000"/>
+          <w:sz w:val="24"/>
+        </w:rPr>
+        <w:t>Ірмос (г. 1):</w:t>
+      </w:r>
+      <w:r>
+        <w:rPr>
+          <w:rFonts w:ascii="Times New Roman" w:hAnsi="Times New Roman"/>
+          <w:b/>
+          <w:i/>
+          <w:color w:val="FF0000"/>
+          <w:sz w:val="24"/>
+        </w:rPr>
+        <w:t xml:space="preserve"> </w:t>
+      </w:r>
+      <w:r>
+        <w:rPr>
+          <w:rFonts w:ascii="Times New Roman" w:hAnsi="Times New Roman"/>
+          <w:b/>
+          <w:color w:val="000000"/>
+          <w:sz w:val="24"/>
+        </w:rPr>
+        <w:t>Сущих у печі юнаків Твоїх, Спасе, не доторкнувся і не обпалив вогонь; тоді три як єдиними устами співали і благословляли, промовляючи: благословенний Бог отців наших.</w:t>
+      </w:r>
+    </w:p>
+    <w:p>
+      <w:pPr>
+        <w:pStyle w:val="a"/>
+        <w:spacing w:after="120"/>
+      </w:pPr>
+      <w:r>
+        <w:rPr>
+          <w:rFonts w:ascii="Times New Roman" w:hAnsi="Times New Roman"/>
+          <w:i/>
+          <w:color w:val="FF0000"/>
+          <w:sz w:val="24"/>
+        </w:rPr>
+        <w:t xml:space="preserve">Стих: </w:t>
+      </w:r>
+      <w:r>
+        <w:rPr>
+          <w:rFonts w:ascii="Times New Roman" w:hAnsi="Times New Roman"/>
+          <w:sz w:val="24"/>
+          <w:u w:val="single"/>
+        </w:rPr>
+        <w:t>Усі святі, моліть Бога за нас.</w:t>
+      </w:r>
+    </w:p>
+    <w:p>
+      <w:pPr>
+        <w:pStyle w:val="a"/>
+        <w:spacing w:after="120"/>
+      </w:pPr>
+      <w:r>
+        <w:rPr>
+          <w:rFonts w:ascii="Times New Roman" w:hAnsi="Times New Roman"/>
+          <w:color w:val="000000"/>
+          <w:sz w:val="24"/>
+        </w:rPr>
+        <w:t>Ви, святі мученики, були випробувані всіма муками, як золото у вогні, і явилися світлішими за всяке золото в любові божественній, і зберігаєтесь у скарбницях небесних.</w:t>
+      </w:r>
+    </w:p>
+    <w:p>
+      <w:pPr>
+        <w:pStyle w:val="a"/>
+        <w:spacing w:after="120"/>
+      </w:pPr>
+      <w:r>
+        <w:rPr>
+          <w:rFonts w:ascii="Times New Roman" w:hAnsi="Times New Roman"/>
+          <w:i/>
+          <w:color w:val="FF0000"/>
+          <w:sz w:val="24"/>
+        </w:rPr>
+        <w:t xml:space="preserve">Стих: </w:t>
+      </w:r>
+      <w:r>
+        <w:rPr>
+          <w:rFonts w:ascii="Times New Roman" w:hAnsi="Times New Roman"/>
+          <w:sz w:val="24"/>
+          <w:u w:val="single"/>
+        </w:rPr>
+        <w:t>Усі святі, моліть Бога за нас.</w:t>
+      </w:r>
+    </w:p>
+    <w:p>
+      <w:pPr>
+        <w:pStyle w:val="a"/>
+        <w:spacing w:after="120"/>
+      </w:pPr>
+      <w:r>
+        <w:rPr>
+          <w:rFonts w:ascii="Times New Roman" w:hAnsi="Times New Roman"/>
+          <w:color w:val="000000"/>
+          <w:sz w:val="24"/>
+        </w:rPr>
+        <w:t>Як священики, як божественні слуги, ви, святі святителі, приносили Богу безкровні жертви, і упасли людей, і оселилися там, де Великий Пастир.</w:t>
+      </w:r>
+    </w:p>
+    <w:p>
+      <w:pPr>
+        <w:pStyle w:val="a"/>
+        <w:spacing w:after="120"/>
+      </w:pPr>
+      <w:r>
+        <w:rPr>
+          <w:rFonts w:ascii="Times New Roman" w:hAnsi="Times New Roman"/>
+          <w:i/>
+          <w:color w:val="FF0000"/>
+          <w:sz w:val="24"/>
+        </w:rPr>
+        <w:t xml:space="preserve">Стих: </w:t>
+      </w:r>
+      <w:r>
+        <w:rPr>
+          <w:rFonts w:ascii="Times New Roman" w:hAnsi="Times New Roman"/>
+          <w:sz w:val="24"/>
+          <w:u w:val="single"/>
+        </w:rPr>
+        <w:t>Усі святі, моліть Бога за нас.</w:t>
+      </w:r>
+    </w:p>
+    <w:p>
+      <w:pPr>
+        <w:pStyle w:val="a"/>
+        <w:spacing w:after="120"/>
+      </w:pPr>
+      <w:r>
+        <w:rPr>
+          <w:rFonts w:ascii="Times New Roman" w:hAnsi="Times New Roman"/>
+          <w:color w:val="000000"/>
+          <w:sz w:val="24"/>
+        </w:rPr>
+        <w:t>Не підкорившись плотським пристрастям, ви, преподобні, одяглися безстрастям, як у ризу, і явилися співгромадянами ангелів; їхніми молитвами, Христе, визволи нас від спокус.</w:t>
+      </w:r>
+    </w:p>
+    <w:p>
+      <w:pPr>
+        <w:pStyle w:val="a"/>
+        <w:spacing w:after="120"/>
+      </w:pPr>
+      <w:r>
+        <w:rPr>
+          <w:rFonts w:ascii="Times New Roman" w:hAnsi="Times New Roman"/>
+          <w:b/>
+          <w:color w:val="000000"/>
+          <w:sz w:val="24"/>
+        </w:rPr>
+        <w:t xml:space="preserve">Слава: </w:t>
+      </w:r>
+      <w:r>
+        <w:rPr>
+          <w:rFonts w:ascii="Times New Roman" w:hAnsi="Times New Roman"/>
+          <w:color w:val="000000"/>
+          <w:sz w:val="24"/>
+        </w:rPr>
+        <w:t xml:space="preserve">Там, де їжа є таємна, де сяє світло лиця Твого, Христе, осели тих, що померли у вірі, щоб вони славили благочесно Твою благість, </w:t>
+      </w:r>
+      <w:r>
+        <w:rPr>
+          <w:rFonts w:ascii="Times New Roman" w:hAnsi="Times New Roman"/>
+          <w:color w:val="000000"/>
+          <w:sz w:val="24"/>
+        </w:rPr>
+        <w:t>Благодателю</w:t>
+      </w:r>
+      <w:r>
+        <w:rPr>
+          <w:rFonts w:ascii="Times New Roman" w:hAnsi="Times New Roman"/>
+          <w:color w:val="000000"/>
+          <w:sz w:val="24"/>
+        </w:rPr>
+        <w:t>.</w:t>
+      </w:r>
+    </w:p>
+    <w:p>
+      <w:pPr>
+        <w:pStyle w:val="a"/>
+        <w:spacing w:after="120"/>
+      </w:pPr>
+      <w:r>
+        <w:rPr>
+          <w:rFonts w:ascii="Times New Roman" w:hAnsi="Times New Roman"/>
+          <w:b/>
+          <w:color w:val="000000"/>
+          <w:sz w:val="24"/>
+        </w:rPr>
+        <w:t xml:space="preserve">І нині: </w:t>
+      </w:r>
+      <w:r>
+        <w:rPr>
+          <w:rFonts w:ascii="Times New Roman" w:hAnsi="Times New Roman"/>
+          <w:i/>
+          <w:color w:val="FF0000"/>
+          <w:sz w:val="24"/>
+        </w:rPr>
+        <w:t xml:space="preserve">Богородичний: </w:t>
+      </w:r>
+      <w:r>
+        <w:rPr>
+          <w:rFonts w:ascii="Times New Roman" w:hAnsi="Times New Roman"/>
+          <w:color w:val="000000"/>
+          <w:sz w:val="24"/>
+        </w:rPr>
+        <w:t>Всесвята</w:t>
+      </w:r>
+      <w:r>
+        <w:rPr>
+          <w:rFonts w:ascii="Times New Roman" w:hAnsi="Times New Roman"/>
+          <w:color w:val="000000"/>
+          <w:sz w:val="24"/>
+        </w:rPr>
+        <w:t xml:space="preserve"> Пречиста, святі </w:t>
+      </w:r>
+      <w:r>
+        <w:rPr>
+          <w:rFonts w:ascii="Times New Roman" w:hAnsi="Times New Roman"/>
+          <w:color w:val="000000"/>
+          <w:sz w:val="24"/>
+        </w:rPr>
+        <w:t>жони</w:t>
+      </w:r>
+      <w:r>
+        <w:rPr>
+          <w:rFonts w:ascii="Times New Roman" w:hAnsi="Times New Roman"/>
+          <w:color w:val="000000"/>
+          <w:sz w:val="24"/>
+        </w:rPr>
+        <w:t>, маючи Твою доброту, торжествують радісно з ангелами і славлять Бога Слова, що від Тебе народився плоттю заради великого милосердя.</w:t>
+      </w:r>
+    </w:p>
+    <w:p>
+      <w:pPr>
+        <w:pStyle w:val="Heading3"/>
+        <w:spacing w:after="120"/>
+        <w:jc w:val="center"/>
+      </w:pPr>
+      <w:r>
+        <w:rPr>
+          <w:rFonts w:ascii="Times New Roman" w:hAnsi="Times New Roman"/>
+          <w:i/>
+          <w:color w:val="FF0000"/>
+          <w:sz w:val="24"/>
+        </w:rPr>
+        <w:t>Пісня 8</w:t>
+      </w:r>
+    </w:p>
+    <w:p>
+      <w:pPr>
+        <w:pStyle w:val="a"/>
+        <w:spacing w:after="120"/>
+      </w:pPr>
+      <w:r>
+        <w:rPr>
+          <w:rFonts w:ascii="Times New Roman" w:hAnsi="Times New Roman"/>
+          <w:b/>
+          <w:i/>
+          <w:color w:val="FF0000"/>
+          <w:sz w:val="24"/>
+        </w:rPr>
+        <w:t>Ірмос (г. 1):</w:t>
+      </w:r>
+      <w:r>
+        <w:rPr>
+          <w:rFonts w:ascii="Times New Roman" w:hAnsi="Times New Roman"/>
+          <w:b/>
+          <w:i/>
+          <w:color w:val="FF0000"/>
+          <w:sz w:val="24"/>
+        </w:rPr>
+        <w:t xml:space="preserve"> </w:t>
+      </w:r>
+      <w:r>
+        <w:rPr>
+          <w:rFonts w:ascii="Times New Roman" w:hAnsi="Times New Roman"/>
+          <w:b/>
+          <w:color w:val="000000"/>
+          <w:sz w:val="24"/>
+        </w:rPr>
+        <w:t xml:space="preserve">Його ж </w:t>
+      </w:r>
+      <w:r>
+        <w:rPr>
+          <w:rFonts w:ascii="Times New Roman" w:hAnsi="Times New Roman"/>
+          <w:b/>
+          <w:color w:val="000000"/>
+          <w:sz w:val="24"/>
+        </w:rPr>
+        <w:t>жахаються</w:t>
+      </w:r>
+      <w:r>
+        <w:rPr>
+          <w:rFonts w:ascii="Times New Roman" w:hAnsi="Times New Roman"/>
+          <w:b/>
+          <w:color w:val="000000"/>
+          <w:sz w:val="24"/>
+        </w:rPr>
+        <w:t xml:space="preserve"> ангели і всі воїнства, як Творця і Господа; священики, оспівуйте, юнаки, прославляйте, люди, благословляйте і прославляйте по всі віки.</w:t>
+      </w:r>
+    </w:p>
+    <w:p>
+      <w:pPr>
+        <w:pStyle w:val="a"/>
+        <w:spacing w:after="120"/>
+      </w:pPr>
+      <w:r>
+        <w:rPr>
+          <w:rFonts w:ascii="Times New Roman" w:hAnsi="Times New Roman"/>
+          <w:i/>
+          <w:color w:val="FF0000"/>
+          <w:sz w:val="24"/>
+        </w:rPr>
+        <w:t xml:space="preserve">Стих: </w:t>
+      </w:r>
+      <w:r>
+        <w:rPr>
+          <w:rFonts w:ascii="Times New Roman" w:hAnsi="Times New Roman"/>
+          <w:sz w:val="24"/>
+          <w:u w:val="single"/>
+        </w:rPr>
+        <w:t>Усі святі, моліть Бога за нас.</w:t>
+      </w:r>
+    </w:p>
+    <w:p>
+      <w:pPr>
+        <w:pStyle w:val="a"/>
+        <w:spacing w:after="120"/>
+      </w:pPr>
+      <w:r>
+        <w:rPr>
+          <w:rFonts w:ascii="Times New Roman" w:hAnsi="Times New Roman"/>
+          <w:color w:val="000000"/>
+          <w:sz w:val="24"/>
+        </w:rPr>
+        <w:t xml:space="preserve">Всі мученики були непошкодженими пащами левів і варіння у котлах пройшли, прохолоджені вогнем Божественного Духа </w:t>
+      </w:r>
+      <w:r>
+        <w:rPr>
+          <w:rFonts w:ascii="Times New Roman" w:hAnsi="Times New Roman"/>
+          <w:color w:val="000000"/>
+          <w:sz w:val="24"/>
+        </w:rPr>
+        <w:t>преславно</w:t>
+      </w:r>
+      <w:r>
+        <w:rPr>
+          <w:rFonts w:ascii="Times New Roman" w:hAnsi="Times New Roman"/>
+          <w:color w:val="000000"/>
+          <w:sz w:val="24"/>
+        </w:rPr>
+        <w:t>.</w:t>
+      </w:r>
+    </w:p>
+    <w:p>
+      <w:pPr>
+        <w:pStyle w:val="a"/>
+        <w:spacing w:after="120"/>
+      </w:pPr>
+      <w:r>
+        <w:rPr>
+          <w:rFonts w:ascii="Times New Roman" w:hAnsi="Times New Roman"/>
+          <w:i/>
+          <w:color w:val="FF0000"/>
+          <w:sz w:val="24"/>
+        </w:rPr>
+        <w:t xml:space="preserve">Стих: </w:t>
+      </w:r>
+      <w:r>
+        <w:rPr>
+          <w:rFonts w:ascii="Times New Roman" w:hAnsi="Times New Roman"/>
+          <w:sz w:val="24"/>
+          <w:u w:val="single"/>
+        </w:rPr>
+        <w:t>Усі святі, моліть Бога за нас.</w:t>
+      </w:r>
+    </w:p>
+    <w:p>
+      <w:pPr>
+        <w:pStyle w:val="a"/>
+        <w:spacing w:after="120"/>
+      </w:pPr>
+      <w:r>
+        <w:rPr>
+          <w:rFonts w:ascii="Times New Roman" w:hAnsi="Times New Roman"/>
+          <w:color w:val="000000"/>
+          <w:sz w:val="24"/>
+        </w:rPr>
+        <w:t>Ти дав пророкам Твоїм передбачати майбутнє, і святителів Твоїх Ти умудрив свято; їхніми молитвами, Христе Боже, просвіти серця вірою оспівуючих Тебе.</w:t>
+      </w:r>
+    </w:p>
+    <w:p>
+      <w:pPr>
+        <w:pStyle w:val="a"/>
+        <w:spacing w:after="120"/>
+      </w:pPr>
+      <w:r>
+        <w:rPr>
+          <w:rFonts w:ascii="Times New Roman" w:hAnsi="Times New Roman"/>
+          <w:i/>
+          <w:color w:val="FF0000"/>
+          <w:sz w:val="24"/>
+        </w:rPr>
+        <w:t xml:space="preserve">Стих: </w:t>
+      </w:r>
+      <w:r>
+        <w:rPr>
+          <w:rFonts w:ascii="Times New Roman" w:hAnsi="Times New Roman"/>
+          <w:sz w:val="24"/>
+          <w:u w:val="single"/>
+        </w:rPr>
+        <w:t>Усі святі, моліть Бога за нас.</w:t>
+      </w:r>
+    </w:p>
+    <w:p>
+      <w:pPr>
+        <w:pStyle w:val="a"/>
+        <w:spacing w:after="120"/>
+      </w:pPr>
+      <w:r>
+        <w:rPr>
+          <w:rFonts w:ascii="Times New Roman" w:hAnsi="Times New Roman"/>
+          <w:color w:val="000000"/>
+          <w:sz w:val="24"/>
+        </w:rPr>
+        <w:t xml:space="preserve">Розіп’явши себе світові, преподобні </w:t>
+      </w:r>
+      <w:r>
+        <w:rPr>
+          <w:rFonts w:ascii="Times New Roman" w:hAnsi="Times New Roman"/>
+          <w:color w:val="000000"/>
+          <w:sz w:val="24"/>
+        </w:rPr>
+        <w:t>посники</w:t>
+      </w:r>
+      <w:r>
+        <w:rPr>
+          <w:rFonts w:ascii="Times New Roman" w:hAnsi="Times New Roman"/>
+          <w:color w:val="000000"/>
+          <w:sz w:val="24"/>
+        </w:rPr>
+        <w:t xml:space="preserve"> життя вічне успадкували з усіма, що від віку догоди</w:t>
+      </w:r>
+      <w:r>
+        <w:rPr>
+          <w:rFonts w:ascii="Times New Roman" w:hAnsi="Times New Roman"/>
+          <w:sz w:val="24"/>
+        </w:rPr>
+        <w:t>л</w:t>
+      </w:r>
+      <w:r>
+        <w:rPr>
+          <w:rFonts w:ascii="Times New Roman" w:hAnsi="Times New Roman"/>
+          <w:color w:val="000000"/>
+          <w:sz w:val="24"/>
+        </w:rPr>
+        <w:t>и</w:t>
+      </w:r>
+      <w:r>
+        <w:rPr>
+          <w:rFonts w:ascii="Times New Roman" w:hAnsi="Times New Roman"/>
+          <w:sz w:val="24"/>
+        </w:rPr>
+        <w:t xml:space="preserve"> Богові </w:t>
+      </w:r>
+      <w:r>
+        <w:rPr>
+          <w:rFonts w:ascii="Times New Roman" w:hAnsi="Times New Roman"/>
+          <w:color w:val="000000"/>
+          <w:sz w:val="24"/>
+        </w:rPr>
+        <w:t>преподобно</w:t>
+      </w:r>
+      <w:r>
+        <w:rPr>
+          <w:rFonts w:ascii="Times New Roman" w:hAnsi="Times New Roman"/>
+          <w:color w:val="000000"/>
+          <w:sz w:val="24"/>
+        </w:rPr>
+        <w:t xml:space="preserve"> і праведно.</w:t>
+      </w:r>
+    </w:p>
+    <w:p>
+      <w:pPr>
+        <w:pStyle w:val="a"/>
+        <w:spacing w:after="120"/>
+      </w:pPr>
+      <w:r>
+        <w:rPr>
+          <w:rFonts w:ascii="Times New Roman" w:hAnsi="Times New Roman"/>
+          <w:b/>
+          <w:color w:val="000000"/>
+          <w:sz w:val="24"/>
+        </w:rPr>
+        <w:t xml:space="preserve">Благословім Отця і Сина і Святого Духа Господа: </w:t>
+      </w:r>
+      <w:r>
+        <w:rPr>
+          <w:rFonts w:ascii="Times New Roman" w:hAnsi="Times New Roman"/>
+          <w:color w:val="000000"/>
+          <w:sz w:val="24"/>
+        </w:rPr>
+        <w:t>Ти, що із землі сотворив людину Своєю рукою, сподоби тих, кого Ти взяв від землі, вірних, райської їжі, як Благий, прощаючи все, що вони вчинили.</w:t>
+      </w:r>
+    </w:p>
+    <w:p>
+      <w:pPr>
+        <w:pStyle w:val="a"/>
+        <w:spacing w:after="120"/>
+      </w:pPr>
+      <w:r>
+        <w:rPr>
+          <w:rFonts w:ascii="Times New Roman" w:hAnsi="Times New Roman"/>
+          <w:b/>
+          <w:color w:val="000000"/>
+          <w:sz w:val="24"/>
+        </w:rPr>
+        <w:t xml:space="preserve">І нині: </w:t>
+      </w:r>
+      <w:r>
+        <w:rPr>
+          <w:rFonts w:ascii="Times New Roman" w:hAnsi="Times New Roman"/>
+          <w:i/>
+          <w:color w:val="FF0000"/>
+          <w:sz w:val="24"/>
+        </w:rPr>
+        <w:t xml:space="preserve">Богородичний: </w:t>
+      </w:r>
+      <w:r>
+        <w:rPr>
+          <w:rFonts w:ascii="Times New Roman" w:hAnsi="Times New Roman"/>
+          <w:color w:val="000000"/>
+          <w:sz w:val="24"/>
+        </w:rPr>
+        <w:t>Жони</w:t>
+      </w:r>
+      <w:r>
+        <w:rPr>
+          <w:rFonts w:ascii="Times New Roman" w:hAnsi="Times New Roman"/>
+          <w:color w:val="000000"/>
+          <w:sz w:val="24"/>
+        </w:rPr>
+        <w:t>, що постраждали, знають Тебе, Діво Чиста, як добру і непорочну, і з Тобою моляться Богу спасти від бід рабів Твоїх.</w:t>
       </w:r>
     </w:p>
     <w:p>
@@ -12614,62 +14980,48 @@
         <w:jc w:val="center"/>
         <w:rPr>
           <w:rFonts w:ascii="Times New Roman" w:cs="Times New Roman" w:eastAsia="Times New Roman" w:hAnsi="Times New Roman"/>
-          <w:i w:val="1"/>
-          <w:color w:val="ff0000"/>
-        </w:rPr>
-      </w:pPr>
-      <w:r>
-        <w:rPr>
-          <w:rFonts w:ascii="Times New Roman" w:cs="Times New Roman" w:eastAsia="Times New Roman" w:hAnsi="Times New Roman"/>
           <w:b w:val="1"/>
           <w:i w:val="1"/>
           <w:color w:val="ff0000"/>
-          <w:rtl w:val="0"/>
-        </w:rPr>
-        <w:t xml:space="preserve">Мала єктенія</w:t>
-      </w:r>
-      <w:r>
-        <w:rPr>
-          <w:rtl w:val="0"/>
-        </w:rPr>
-      </w:r>
-    </w:p>
-    <w:p>
-      <w:pPr>
-        <w:spacing w:after="120" w:lineRule="auto"/>
-        <w:jc w:val="both"/>
-        <w:rPr>
-          <w:rFonts w:ascii="Times New Roman" w:cs="Times New Roman" w:eastAsia="Times New Roman" w:hAnsi="Times New Roman"/>
-          <w:i w:val="1"/>
-          <w:color w:val="000000"/>
-          <w:sz w:val="24"/>
-          <w:szCs w:val="24"/>
-        </w:rPr>
-      </w:pPr>
-      <w:r>
-        <w:rPr>
-          <w:rFonts w:ascii="Times New Roman" w:cs="Times New Roman" w:eastAsia="Times New Roman" w:hAnsi="Times New Roman"/>
-          <w:color w:val="000000"/>
-          <w:sz w:val="24"/>
-          <w:szCs w:val="24"/>
-          <w:rtl w:val="0"/>
-        </w:rPr>
-        <w:t xml:space="preserve">Ще і ще в мирі Господеві помолімся.</w:t>
-      </w:r>
-      <w:r>
-        <w:rPr>
-          <w:rtl w:val="0"/>
-        </w:rPr>
-      </w:r>
-    </w:p>
-    <w:p>
-      <w:pPr>
-        <w:spacing w:after="120" w:lineRule="auto"/>
-        <w:jc w:val="both"/>
-        <w:rPr>
-          <w:rFonts w:ascii="Times New Roman" w:cs="Times New Roman" w:eastAsia="Times New Roman" w:hAnsi="Times New Roman"/>
-          <w:i w:val="1"/>
-          <w:color w:val="000000"/>
+        </w:rPr>
+      </w:pPr>
+      <w:r>
+        <w:rPr>
+          <w:rFonts w:ascii="Times New Roman" w:cs="Times New Roman" w:eastAsia="Times New Roman" w:hAnsi="Times New Roman"/>
+          <w:b w:val="1"/>
+          <w:i w:val="1"/>
+          <w:color w:val="ff0000"/>
+          <w:rtl w:val="0"/>
+        </w:rPr>
+        <w:t xml:space="preserve">Пісня Богородиці</w:t>
+      </w:r>
+    </w:p>
+    <w:p>
+      <w:pPr>
+        <w:spacing w:after="120" w:lineRule="auto"/>
+        <w:jc w:val="both"/>
+        <w:rPr>
+          <w:rFonts w:ascii="Times New Roman" w:cs="Times New Roman" w:eastAsia="Times New Roman" w:hAnsi="Times New Roman"/>
+          <w:sz w:val="24"/>
+          <w:szCs w:val="24"/>
+        </w:rPr>
+      </w:pPr>
+      <w:r>
+        <w:rPr>
+          <w:rFonts w:ascii="Times New Roman" w:cs="Times New Roman" w:eastAsia="Times New Roman" w:hAnsi="Times New Roman"/>
+          <w:sz w:val="24"/>
+          <w:szCs w:val="24"/>
+          <w:rtl w:val="0"/>
+        </w:rPr>
+        <w:t xml:space="preserve">Богородицю і Матір Світла піснями звеличаймо.</w:t>
+      </w:r>
+    </w:p>
+    <w:p>
+      <w:pPr>
+        <w:spacing w:after="120" w:lineRule="auto"/>
+        <w:jc w:val="both"/>
+        <w:rPr>
+          <w:rFonts w:ascii="Times New Roman" w:cs="Times New Roman" w:eastAsia="Times New Roman" w:hAnsi="Times New Roman"/>
           <w:sz w:val="24"/>
           <w:szCs w:val="24"/>
         </w:rPr>
@@ -12688,284 +15040,159 @@
       <w:r>
         <w:rPr>
           <w:rFonts w:ascii="Times New Roman" w:cs="Times New Roman" w:eastAsia="Times New Roman" w:hAnsi="Times New Roman"/>
-          <w:color w:val="000000"/>
-          <w:sz w:val="24"/>
-          <w:szCs w:val="24"/>
-          <w:rtl w:val="0"/>
-        </w:rPr>
-        <w:t xml:space="preserve"> Господи, помилуй.</w:t>
-      </w:r>
-      <w:r>
-        <w:rPr>
-          <w:rtl w:val="0"/>
-        </w:rPr>
-      </w:r>
-    </w:p>
-    <w:p>
-      <w:pPr>
-        <w:spacing w:after="120" w:lineRule="auto"/>
-        <w:jc w:val="both"/>
-        <w:rPr>
-          <w:rFonts w:ascii="Times New Roman" w:cs="Times New Roman" w:eastAsia="Times New Roman" w:hAnsi="Times New Roman"/>
-          <w:i w:val="1"/>
-          <w:color w:val="000000"/>
-          <w:sz w:val="24"/>
-          <w:szCs w:val="24"/>
-        </w:rPr>
-      </w:pPr>
-      <w:r>
-        <w:rPr>
-          <w:rFonts w:ascii="Times New Roman" w:cs="Times New Roman" w:eastAsia="Times New Roman" w:hAnsi="Times New Roman"/>
-          <w:color w:val="000000"/>
-          <w:sz w:val="24"/>
-          <w:szCs w:val="24"/>
-          <w:rtl w:val="0"/>
-        </w:rPr>
-        <w:t xml:space="preserve">Заступи, спаси, помилуй і охорони нас, Боже, твоєю благодаттю.</w:t>
-      </w:r>
-      <w:r>
-        <w:rPr>
-          <w:rtl w:val="0"/>
-        </w:rPr>
-      </w:r>
-    </w:p>
-    <w:p>
-      <w:pPr>
-        <w:spacing w:after="120" w:lineRule="auto"/>
-        <w:jc w:val="both"/>
-        <w:rPr>
-          <w:rFonts w:ascii="Times New Roman" w:cs="Times New Roman" w:eastAsia="Times New Roman" w:hAnsi="Times New Roman"/>
-          <w:i w:val="1"/>
-          <w:color w:val="000000"/>
-          <w:sz w:val="24"/>
-          <w:szCs w:val="24"/>
-        </w:rPr>
-      </w:pPr>
-      <w:r>
-        <w:rPr>
-          <w:rFonts w:ascii="Times New Roman" w:cs="Times New Roman" w:eastAsia="Times New Roman" w:hAnsi="Times New Roman"/>
-          <w:i w:val="1"/>
-          <w:color w:val="ff0000"/>
-          <w:sz w:val="24"/>
-          <w:szCs w:val="24"/>
-          <w:rtl w:val="0"/>
-        </w:rPr>
-        <w:t xml:space="preserve">Вірні:</w:t>
-      </w:r>
-      <w:r>
-        <w:rPr>
-          <w:rFonts w:ascii="Times New Roman" w:cs="Times New Roman" w:eastAsia="Times New Roman" w:hAnsi="Times New Roman"/>
-          <w:color w:val="000000"/>
-          <w:sz w:val="24"/>
-          <w:szCs w:val="24"/>
-          <w:rtl w:val="0"/>
-        </w:rPr>
-        <w:t xml:space="preserve"> Господи, помилуй.</w:t>
-      </w:r>
-      <w:r>
-        <w:rPr>
-          <w:rtl w:val="0"/>
-        </w:rPr>
-      </w:r>
-    </w:p>
-    <w:p>
-      <w:pPr>
-        <w:spacing w:after="120" w:lineRule="auto"/>
-        <w:jc w:val="both"/>
-        <w:rPr>
-          <w:rFonts w:ascii="Times New Roman" w:cs="Times New Roman" w:eastAsia="Times New Roman" w:hAnsi="Times New Roman"/>
-          <w:i w:val="1"/>
-          <w:color w:val="000000"/>
-          <w:sz w:val="24"/>
-          <w:szCs w:val="24"/>
-        </w:rPr>
-      </w:pPr>
-      <w:r>
-        <w:rPr>
-          <w:rFonts w:ascii="Times New Roman" w:cs="Times New Roman" w:eastAsia="Times New Roman" w:hAnsi="Times New Roman"/>
-          <w:color w:val="000000"/>
-          <w:sz w:val="24"/>
-          <w:szCs w:val="24"/>
-          <w:rtl w:val="0"/>
-        </w:rPr>
-        <w:t xml:space="preserve">Пресвяту, пречисту, преблагословенну, славну Владичицю нашу Богородицю і приснодіву Марію, з усіма святими пом'янувши, самі себе, і один одного, і все життя наше Христу Богові віддаймо.</w:t>
-      </w:r>
-      <w:r>
-        <w:rPr>
-          <w:rtl w:val="0"/>
-        </w:rPr>
-      </w:r>
-    </w:p>
-    <w:p>
-      <w:pPr>
-        <w:spacing w:after="120" w:lineRule="auto"/>
-        <w:jc w:val="both"/>
-        <w:rPr>
-          <w:rFonts w:ascii="Times New Roman" w:cs="Times New Roman" w:eastAsia="Times New Roman" w:hAnsi="Times New Roman"/>
-          <w:i w:val="1"/>
-          <w:color w:val="000000"/>
-          <w:sz w:val="24"/>
-          <w:szCs w:val="24"/>
-        </w:rPr>
-      </w:pPr>
-      <w:r>
-        <w:rPr>
-          <w:rFonts w:ascii="Times New Roman" w:cs="Times New Roman" w:eastAsia="Times New Roman" w:hAnsi="Times New Roman"/>
-          <w:i w:val="1"/>
-          <w:color w:val="ff0000"/>
-          <w:sz w:val="24"/>
-          <w:szCs w:val="24"/>
-          <w:rtl w:val="0"/>
-        </w:rPr>
-        <w:t xml:space="preserve">Вірні:</w:t>
-      </w:r>
-      <w:r>
-        <w:rPr>
-          <w:rFonts w:ascii="Times New Roman" w:cs="Times New Roman" w:eastAsia="Times New Roman" w:hAnsi="Times New Roman"/>
-          <w:color w:val="000000"/>
-          <w:sz w:val="24"/>
-          <w:szCs w:val="24"/>
-          <w:rtl w:val="0"/>
-        </w:rPr>
-        <w:t xml:space="preserve"> Тобі, Господи.</w:t>
-      </w:r>
-      <w:r>
-        <w:rPr>
-          <w:rtl w:val="0"/>
-        </w:rPr>
-      </w:r>
-    </w:p>
-    <w:p>
-      <w:pPr>
-        <w:spacing w:after="120" w:lineRule="auto"/>
-        <w:jc w:val="both"/>
-        <w:rPr>
-          <w:rFonts w:ascii="Times New Roman" w:cs="Times New Roman" w:eastAsia="Times New Roman" w:hAnsi="Times New Roman"/>
-          <w:sz w:val="24"/>
-          <w:szCs w:val="24"/>
-          <w:u w:val="single"/>
-        </w:rPr>
-      </w:pPr>
-      <w:bookmarkStart w:colFirst="0" w:colLast="0" w:name="_heading=h.gjdgxs" w:id="0"/>
-      <w:bookmarkEnd w:id="0"/>
-      <w:r>
-        <w:rPr>
-          <w:rFonts w:ascii="Times New Roman" w:cs="Times New Roman" w:eastAsia="Times New Roman" w:hAnsi="Times New Roman"/>
-          <w:sz w:val="24"/>
-          <w:szCs w:val="24"/>
-          <w:u w:val="single"/>
-          <w:rtl w:val="0"/>
-        </w:rPr>
-        <w:t xml:space="preserve">[Господи, Боже наш, що сонну неміч забрав від нас і покликав нас візванням святим, щоб і вночі підносити руки наші і прославляти тебе за справедливі твої присуди. Прийми благання наші, моління, визнавання, нічні служби і даруй нам, Боже, віру бездоганну, надію впевнену, любов нелицемірну. Благослови наші входи й виходи, вчинки, слова, діла й думки; і дай нам дочекатися початку дня, нам, що хвалять й оспівують, і благословлять добрість твоєї несказанної сили]</w:t>
-      </w:r>
-    </w:p>
-    <w:p>
-      <w:pPr>
-        <w:spacing w:after="120" w:lineRule="auto"/>
-        <w:jc w:val="both"/>
-        <w:rPr>
-          <w:rFonts w:ascii="Times New Roman" w:cs="Times New Roman" w:eastAsia="Times New Roman" w:hAnsi="Times New Roman"/>
-          <w:sz w:val="24"/>
-          <w:szCs w:val="24"/>
-        </w:rPr>
-      </w:pPr>
-      <w:r>
-        <w:rPr>
-          <w:rFonts w:ascii="Times New Roman" w:hAnsi="Times New Roman"/>
-          <w:i/>
-          <w:color w:val="FF4400"/>
-          <w:sz w:val="24"/>
-        </w:rPr>
-        <w:t>Священик:</w:t>
-      </w:r>
-      <w:r>
-        <w:rPr>
-          <w:rFonts w:ascii="Times New Roman" w:hAnsi="Times New Roman"/>
-          <w:sz w:val="24"/>
-        </w:rPr>
-        <w:t xml:space="preserve"> Бо Ти Бог наш і Тобі славу возсилаємо: Отцю, і Сину, і Святому Духові, нині і повсякчас, і на віки віків.</w:t>
-      </w:r>
-    </w:p>
-    <w:p>
-      <w:pPr>
-        <w:spacing w:after="120" w:lineRule="auto"/>
-        <w:jc w:val="both"/>
-        <w:rPr>
-          <w:rFonts w:ascii="Times New Roman" w:cs="Times New Roman" w:eastAsia="Times New Roman" w:hAnsi="Times New Roman"/>
-          <w:sz w:val="24"/>
-          <w:szCs w:val="24"/>
-        </w:rPr>
-      </w:pPr>
-      <w:r>
-        <w:rPr>
-          <w:rFonts w:ascii="Times New Roman" w:cs="Times New Roman" w:eastAsia="Times New Roman" w:hAnsi="Times New Roman"/>
-          <w:i w:val="1"/>
-          <w:color w:val="ff0000"/>
-          <w:sz w:val="24"/>
-          <w:szCs w:val="24"/>
-          <w:rtl w:val="0"/>
-        </w:rPr>
-        <w:t xml:space="preserve">Вірні:</w:t>
-      </w:r>
-      <w:r>
-        <w:rPr>
-          <w:rFonts w:ascii="Times New Roman" w:cs="Times New Roman" w:eastAsia="Times New Roman" w:hAnsi="Times New Roman"/>
-          <w:color w:val="ff0000"/>
-          <w:sz w:val="24"/>
-          <w:szCs w:val="24"/>
-          <w:rtl w:val="0"/>
-        </w:rPr>
-        <w:t xml:space="preserve"> </w:t>
-      </w:r>
-      <w:r>
-        <w:rPr>
-          <w:rFonts w:ascii="Times New Roman" w:cs="Times New Roman" w:eastAsia="Times New Roman" w:hAnsi="Times New Roman"/>
-          <w:sz w:val="24"/>
-          <w:szCs w:val="24"/>
-          <w:rtl w:val="0"/>
-        </w:rPr>
-        <w:t xml:space="preserve">Амінь.</w:t>
-      </w:r>
-    </w:p>
-    <w:p>
-      <w:pPr>
-        <w:spacing w:after="120" w:lineRule="auto"/>
-        <w:jc w:val="both"/>
-        <w:rPr>
-          <w:rFonts w:ascii="Times New Roman" w:cs="Times New Roman" w:eastAsia="Times New Roman" w:hAnsi="Times New Roman"/>
-          <w:sz w:val="24"/>
-          <w:szCs w:val="24"/>
-        </w:rPr>
-      </w:pPr>
-      <w:r>
-        <w:rPr>
-          <w:rtl w:val="0"/>
-        </w:rPr>
-      </w:r>
-    </w:p>
-    <w:p>
-      <w:pPr>
-        <w:spacing w:after="120" w:lineRule="auto"/>
-        <w:jc w:val="both"/>
-        <w:rPr>
-          <w:rFonts w:ascii="Times New Roman" w:cs="Times New Roman" w:eastAsia="Times New Roman" w:hAnsi="Times New Roman"/>
-          <w:sz w:val="24"/>
-          <w:szCs w:val="24"/>
-        </w:rPr>
-      </w:pPr>
-      <w:r>
-        <w:rPr>
-          <w:rtl w:val="0"/>
-        </w:rPr>
-      </w:r>
-    </w:p>
-    <w:p>
-      <w:pPr>
-        <w:spacing w:after="120" w:lineRule="auto"/>
-        <w:jc w:val="both"/>
-        <w:rPr>
-          <w:rFonts w:ascii="Times New Roman" w:cs="Times New Roman" w:eastAsia="Times New Roman" w:hAnsi="Times New Roman"/>
-          <w:i w:val="1"/>
+          <w:sz w:val="24"/>
+          <w:szCs w:val="24"/>
+          <w:rtl w:val="0"/>
+        </w:rPr>
+        <w:t xml:space="preserve"> Величає душа моя Господа,* і дух мій радіє в Бозі, Спасі моїм.</w:t>
+      </w:r>
+    </w:p>
+    <w:p>
+      <w:pPr>
+        <w:spacing w:after="120" w:lineRule="auto"/>
+        <w:jc w:val="both"/>
+        <w:rPr>
+          <w:rFonts w:ascii="Times New Roman" w:cs="Times New Roman" w:eastAsia="Times New Roman" w:hAnsi="Times New Roman"/>
+          <w:sz w:val="24"/>
+          <w:szCs w:val="24"/>
+        </w:rPr>
+      </w:pPr>
+      <w:r>
+        <w:rPr>
+          <w:rFonts w:ascii="Times New Roman" w:cs="Times New Roman" w:eastAsia="Times New Roman" w:hAnsi="Times New Roman"/>
+          <w:sz w:val="24"/>
+          <w:szCs w:val="24"/>
+          <w:rtl w:val="0"/>
+        </w:rPr>
+        <w:t xml:space="preserve">Чеснішу від херувимів,* і незрівнянно славнішу від серафимів,* що без зотління Бога Слово породила,* сущу Богородицю, тебе величаємо. </w:t>
+      </w:r>
+      <w:r>
+        <w:rPr>
+          <w:rFonts w:ascii="Times New Roman" w:cs="Times New Roman" w:eastAsia="Times New Roman" w:hAnsi="Times New Roman"/>
+          <w:i w:val="1"/>
+          <w:color w:val="ff0000"/>
+          <w:sz w:val="24"/>
+          <w:szCs w:val="24"/>
+          <w:rtl w:val="0"/>
+        </w:rPr>
+        <w:t xml:space="preserve">(після кожного стиха)</w:t>
+      </w:r>
+      <w:r>
+        <w:rPr>
+          <w:rFonts w:ascii="Times New Roman" w:cs="Times New Roman" w:eastAsia="Times New Roman" w:hAnsi="Times New Roman"/>
+          <w:sz w:val="24"/>
+          <w:szCs w:val="24"/>
+          <w:rtl w:val="0"/>
+        </w:rPr>
+        <w:t xml:space="preserve">.</w:t>
+      </w:r>
+    </w:p>
+    <w:p>
+      <w:pPr>
+        <w:spacing w:after="120" w:lineRule="auto"/>
+        <w:jc w:val="both"/>
+        <w:rPr>
+          <w:rFonts w:ascii="Times New Roman" w:cs="Times New Roman" w:eastAsia="Times New Roman" w:hAnsi="Times New Roman"/>
+          <w:sz w:val="24"/>
+          <w:szCs w:val="24"/>
+        </w:rPr>
+      </w:pPr>
+      <w:r>
+        <w:rPr>
+          <w:rFonts w:ascii="Times New Roman" w:cs="Times New Roman" w:eastAsia="Times New Roman" w:hAnsi="Times New Roman"/>
+          <w:sz w:val="24"/>
+          <w:szCs w:val="24"/>
+          <w:rtl w:val="0"/>
+        </w:rPr>
+        <w:t xml:space="preserve">Бо він зглянувся на покору слугині своєї,* ось бо віднині ублажатимуть мене всі роди.</w:t>
+      </w:r>
+    </w:p>
+    <w:p>
+      <w:pPr>
+        <w:spacing w:after="120" w:lineRule="auto"/>
+        <w:jc w:val="both"/>
+        <w:rPr>
+          <w:rFonts w:ascii="Times New Roman" w:cs="Times New Roman" w:eastAsia="Times New Roman" w:hAnsi="Times New Roman"/>
+          <w:sz w:val="24"/>
+          <w:szCs w:val="24"/>
+        </w:rPr>
+      </w:pPr>
+      <w:r>
+        <w:rPr>
+          <w:rFonts w:ascii="Times New Roman" w:cs="Times New Roman" w:eastAsia="Times New Roman" w:hAnsi="Times New Roman"/>
+          <w:sz w:val="24"/>
+          <w:szCs w:val="24"/>
+          <w:rtl w:val="0"/>
+        </w:rPr>
+        <w:t xml:space="preserve">Велике бо вчинив мені Всемогутній, і святе ім'я його.* Милосердя його з роду в рід на тих, які бояться його.</w:t>
+      </w:r>
+    </w:p>
+    <w:p>
+      <w:pPr>
+        <w:spacing w:after="120" w:lineRule="auto"/>
+        <w:jc w:val="both"/>
+        <w:rPr>
+          <w:rFonts w:ascii="Times New Roman" w:cs="Times New Roman" w:eastAsia="Times New Roman" w:hAnsi="Times New Roman"/>
+          <w:sz w:val="24"/>
+          <w:szCs w:val="24"/>
+        </w:rPr>
+      </w:pPr>
+      <w:r>
+        <w:rPr>
+          <w:rFonts w:ascii="Times New Roman" w:cs="Times New Roman" w:eastAsia="Times New Roman" w:hAnsi="Times New Roman"/>
+          <w:sz w:val="24"/>
+          <w:szCs w:val="24"/>
+          <w:rtl w:val="0"/>
+        </w:rPr>
+        <w:t xml:space="preserve">Він виявив потугу рамени свого,* розвіяв гордих у задумах їхніх сердець.</w:t>
+      </w:r>
+    </w:p>
+    <w:p>
+      <w:pPr>
+        <w:spacing w:after="120" w:lineRule="auto"/>
+        <w:jc w:val="both"/>
+        <w:rPr>
+          <w:rFonts w:ascii="Times New Roman" w:cs="Times New Roman" w:eastAsia="Times New Roman" w:hAnsi="Times New Roman"/>
+          <w:sz w:val="24"/>
+          <w:szCs w:val="24"/>
+        </w:rPr>
+      </w:pPr>
+      <w:r>
+        <w:rPr>
+          <w:rFonts w:ascii="Times New Roman" w:cs="Times New Roman" w:eastAsia="Times New Roman" w:hAnsi="Times New Roman"/>
+          <w:sz w:val="24"/>
+          <w:szCs w:val="24"/>
+          <w:rtl w:val="0"/>
+        </w:rPr>
+        <w:t xml:space="preserve">Могутніх скинув з престолів, підняв угору смиренних;* наситив благами голодних, багатих же відіслав з порожніми руками.</w:t>
+      </w:r>
+    </w:p>
+    <w:p>
+      <w:pPr>
+        <w:spacing w:after="120" w:lineRule="auto"/>
+        <w:jc w:val="both"/>
+        <w:rPr>
+          <w:rFonts w:ascii="Times New Roman" w:cs="Times New Roman" w:eastAsia="Times New Roman" w:hAnsi="Times New Roman"/>
+          <w:sz w:val="24"/>
+          <w:szCs w:val="24"/>
+        </w:rPr>
+      </w:pPr>
+      <w:r>
+        <w:rPr>
+          <w:rFonts w:ascii="Times New Roman" w:cs="Times New Roman" w:eastAsia="Times New Roman" w:hAnsi="Times New Roman"/>
+          <w:sz w:val="24"/>
+          <w:szCs w:val="24"/>
+          <w:rtl w:val="0"/>
+        </w:rPr>
+        <w:t xml:space="preserve">Він пригорнув Ізраїля, слугу свого, згадавши своє милосердя,* як обіцяв був батькам нашим – Авраамові і його потомству повіки.</w:t>
+      </w:r>
+    </w:p>
+    <w:p>
+      <w:pPr>
+        <w:spacing w:after="120" w:lineRule="auto"/>
+        <w:jc w:val="both"/>
+        <w:rPr>
+          <w:rFonts w:ascii="Times New Roman" w:cs="Times New Roman" w:eastAsia="Times New Roman" w:hAnsi="Times New Roman"/>
           <w:sz w:val="24"/>
           <w:szCs w:val="24"/>
         </w:rPr>
@@ -12979,599 +15206,6 @@
     <w:p>
       <w:pPr>
         <w:pStyle w:val="Heading3"/>
-        <w:spacing w:after="120" w:before="0" w:lineRule="auto"/>
-        <w:jc w:val="center"/>
-        <w:rPr>
-          <w:rFonts w:ascii="Times New Roman" w:cs="Times New Roman" w:eastAsia="Times New Roman" w:hAnsi="Times New Roman"/>
-          <w:i w:val="1"/>
-          <w:color w:val="ff0000"/>
-        </w:rPr>
-      </w:pPr>
-      <w:r>
-        <w:rPr>
-          <w:rFonts w:ascii="Times New Roman" w:cs="Times New Roman" w:eastAsia="Times New Roman" w:hAnsi="Times New Roman"/>
-          <w:b w:val="1"/>
-          <w:i w:val="1"/>
-          <w:color w:val="ff0000"/>
-          <w:rtl w:val="0"/>
-        </w:rPr>
-        <w:t xml:space="preserve">Мала єктенія</w:t>
-      </w:r>
-      <w:r>
-        <w:rPr>
-          <w:rtl w:val="0"/>
-        </w:rPr>
-      </w:r>
-    </w:p>
-    <w:p>
-      <w:pPr>
-        <w:spacing w:after="120" w:lineRule="auto"/>
-        <w:jc w:val="both"/>
-        <w:rPr>
-          <w:rFonts w:ascii="Times New Roman" w:cs="Times New Roman" w:eastAsia="Times New Roman" w:hAnsi="Times New Roman"/>
-          <w:i w:val="1"/>
-          <w:color w:val="000000"/>
-          <w:sz w:val="24"/>
-          <w:szCs w:val="24"/>
-        </w:rPr>
-      </w:pPr>
-      <w:r>
-        <w:rPr>
-          <w:rFonts w:ascii="Times New Roman" w:cs="Times New Roman" w:eastAsia="Times New Roman" w:hAnsi="Times New Roman"/>
-          <w:color w:val="000000"/>
-          <w:sz w:val="24"/>
-          <w:szCs w:val="24"/>
-          <w:rtl w:val="0"/>
-        </w:rPr>
-        <w:t xml:space="preserve">Ще і ще в мирі Господеві помолімся.</w:t>
-      </w:r>
-      <w:r>
-        <w:rPr>
-          <w:rtl w:val="0"/>
-        </w:rPr>
-      </w:r>
-    </w:p>
-    <w:p>
-      <w:pPr>
-        <w:spacing w:after="120" w:lineRule="auto"/>
-        <w:jc w:val="both"/>
-        <w:rPr>
-          <w:rFonts w:ascii="Times New Roman" w:cs="Times New Roman" w:eastAsia="Times New Roman" w:hAnsi="Times New Roman"/>
-          <w:i w:val="1"/>
-          <w:color w:val="000000"/>
-          <w:sz w:val="24"/>
-          <w:szCs w:val="24"/>
-        </w:rPr>
-      </w:pPr>
-      <w:r>
-        <w:rPr>
-          <w:rFonts w:ascii="Times New Roman" w:cs="Times New Roman" w:eastAsia="Times New Roman" w:hAnsi="Times New Roman"/>
-          <w:i w:val="1"/>
-          <w:color w:val="ff0000"/>
-          <w:sz w:val="24"/>
-          <w:szCs w:val="24"/>
-          <w:rtl w:val="0"/>
-        </w:rPr>
-        <w:t xml:space="preserve">Вірні:</w:t>
-      </w:r>
-      <w:r>
-        <w:rPr>
-          <w:rFonts w:ascii="Times New Roman" w:cs="Times New Roman" w:eastAsia="Times New Roman" w:hAnsi="Times New Roman"/>
-          <w:color w:val="000000"/>
-          <w:sz w:val="24"/>
-          <w:szCs w:val="24"/>
-          <w:rtl w:val="0"/>
-        </w:rPr>
-        <w:t xml:space="preserve"> Господи, помилуй.</w:t>
-      </w:r>
-      <w:r>
-        <w:rPr>
-          <w:rtl w:val="0"/>
-        </w:rPr>
-      </w:r>
-    </w:p>
-    <w:p>
-      <w:pPr>
-        <w:spacing w:after="120" w:lineRule="auto"/>
-        <w:jc w:val="both"/>
-        <w:rPr>
-          <w:rFonts w:ascii="Times New Roman" w:cs="Times New Roman" w:eastAsia="Times New Roman" w:hAnsi="Times New Roman"/>
-          <w:i w:val="1"/>
-          <w:color w:val="000000"/>
-          <w:sz w:val="24"/>
-          <w:szCs w:val="24"/>
-        </w:rPr>
-      </w:pPr>
-      <w:r>
-        <w:rPr>
-          <w:rFonts w:ascii="Times New Roman" w:cs="Times New Roman" w:eastAsia="Times New Roman" w:hAnsi="Times New Roman"/>
-          <w:color w:val="000000"/>
-          <w:sz w:val="24"/>
-          <w:szCs w:val="24"/>
-          <w:rtl w:val="0"/>
-        </w:rPr>
-        <w:t xml:space="preserve">Заступи, спаси, помилуй і охорони нас, Боже, твоєю благодаттю.</w:t>
-      </w:r>
-      <w:r>
-        <w:rPr>
-          <w:rtl w:val="0"/>
-        </w:rPr>
-      </w:r>
-    </w:p>
-    <w:p>
-      <w:pPr>
-        <w:spacing w:after="120" w:lineRule="auto"/>
-        <w:jc w:val="both"/>
-        <w:rPr>
-          <w:rFonts w:ascii="Times New Roman" w:cs="Times New Roman" w:eastAsia="Times New Roman" w:hAnsi="Times New Roman"/>
-          <w:i w:val="1"/>
-          <w:color w:val="000000"/>
-          <w:sz w:val="24"/>
-          <w:szCs w:val="24"/>
-        </w:rPr>
-      </w:pPr>
-      <w:r>
-        <w:rPr>
-          <w:rFonts w:ascii="Times New Roman" w:cs="Times New Roman" w:eastAsia="Times New Roman" w:hAnsi="Times New Roman"/>
-          <w:i w:val="1"/>
-          <w:color w:val="ff0000"/>
-          <w:sz w:val="24"/>
-          <w:szCs w:val="24"/>
-          <w:rtl w:val="0"/>
-        </w:rPr>
-        <w:t xml:space="preserve">Вірні:</w:t>
-      </w:r>
-      <w:r>
-        <w:rPr>
-          <w:rFonts w:ascii="Times New Roman" w:cs="Times New Roman" w:eastAsia="Times New Roman" w:hAnsi="Times New Roman"/>
-          <w:color w:val="000000"/>
-          <w:sz w:val="24"/>
-          <w:szCs w:val="24"/>
-          <w:rtl w:val="0"/>
-        </w:rPr>
-        <w:t xml:space="preserve"> Господи, помилуй.</w:t>
-      </w:r>
-      <w:r>
-        <w:rPr>
-          <w:rtl w:val="0"/>
-        </w:rPr>
-      </w:r>
-    </w:p>
-    <w:p>
-      <w:pPr>
-        <w:spacing w:after="120" w:lineRule="auto"/>
-        <w:jc w:val="both"/>
-        <w:rPr>
-          <w:rFonts w:ascii="Times New Roman" w:cs="Times New Roman" w:eastAsia="Times New Roman" w:hAnsi="Times New Roman"/>
-          <w:i w:val="1"/>
-          <w:color w:val="000000"/>
-          <w:sz w:val="24"/>
-          <w:szCs w:val="24"/>
-        </w:rPr>
-      </w:pPr>
-      <w:r>
-        <w:rPr>
-          <w:rFonts w:ascii="Times New Roman" w:cs="Times New Roman" w:eastAsia="Times New Roman" w:hAnsi="Times New Roman"/>
-          <w:color w:val="000000"/>
-          <w:sz w:val="24"/>
-          <w:szCs w:val="24"/>
-          <w:rtl w:val="0"/>
-        </w:rPr>
-        <w:t xml:space="preserve">Пресвяту, пречисту, преблагословенну, славну Владичицю нашу Богородицю і приснодіву Марію, з усіма святими пом'янувши, самі себе, і один одного, і все життя наше Христу Богові віддаймо.</w:t>
-      </w:r>
-      <w:r>
-        <w:rPr>
-          <w:rtl w:val="0"/>
-        </w:rPr>
-      </w:r>
-    </w:p>
-    <w:p>
-      <w:pPr>
-        <w:spacing w:after="120" w:lineRule="auto"/>
-        <w:jc w:val="both"/>
-        <w:rPr>
-          <w:rFonts w:ascii="Times New Roman" w:cs="Times New Roman" w:eastAsia="Times New Roman" w:hAnsi="Times New Roman"/>
-          <w:i w:val="1"/>
-          <w:color w:val="000000"/>
-          <w:sz w:val="24"/>
-          <w:szCs w:val="24"/>
-        </w:rPr>
-      </w:pPr>
-      <w:r>
-        <w:rPr>
-          <w:rFonts w:ascii="Times New Roman" w:cs="Times New Roman" w:eastAsia="Times New Roman" w:hAnsi="Times New Roman"/>
-          <w:i w:val="1"/>
-          <w:color w:val="ff0000"/>
-          <w:sz w:val="24"/>
-          <w:szCs w:val="24"/>
-          <w:rtl w:val="0"/>
-        </w:rPr>
-        <w:t xml:space="preserve">Вірні:</w:t>
-      </w:r>
-      <w:r>
-        <w:rPr>
-          <w:rFonts w:ascii="Times New Roman" w:cs="Times New Roman" w:eastAsia="Times New Roman" w:hAnsi="Times New Roman"/>
-          <w:color w:val="000000"/>
-          <w:sz w:val="24"/>
-          <w:szCs w:val="24"/>
-          <w:rtl w:val="0"/>
-        </w:rPr>
-        <w:t xml:space="preserve"> Тобі, Господи.</w:t>
-      </w:r>
-      <w:r>
-        <w:rPr>
-          <w:rtl w:val="0"/>
-        </w:rPr>
-      </w:r>
-    </w:p>
-    <w:p>
-      <w:pPr>
-        <w:spacing w:after="120" w:lineRule="auto"/>
-        <w:jc w:val="both"/>
-        <w:rPr>
-          <w:rFonts w:ascii="Times New Roman" w:cs="Times New Roman" w:eastAsia="Times New Roman" w:hAnsi="Times New Roman"/>
-          <w:sz w:val="24"/>
-          <w:szCs w:val="24"/>
-          <w:u w:val="single"/>
-        </w:rPr>
-      </w:pPr>
-      <w:bookmarkStart w:colFirst="0" w:colLast="0" w:name="_heading=h.30j0zll" w:id="1"/>
-      <w:bookmarkEnd w:id="1"/>
-      <w:r>
-        <w:rPr>
-          <w:rFonts w:ascii="Times New Roman" w:cs="Times New Roman" w:eastAsia="Times New Roman" w:hAnsi="Times New Roman"/>
-          <w:sz w:val="24"/>
-          <w:szCs w:val="24"/>
-          <w:u w:val="single"/>
-          <w:rtl w:val="0"/>
-        </w:rPr>
-        <w:t xml:space="preserve">[Дякуємо тобі, Господи, Боже спасіння нашого, бо ти все робиш для добра життя нашого, щоб ми завжди на тебе споглядали, Спасителю й Доброчинцю душ наших. Бо ти дав спокій нам у час минулої ночі й підвів нас, щоб ми поклонялися величному імені твоєму. Тому молимо тебе, Господи: Дай нам ласку й силу, щоб ми стали гідними співати тобі розумно й молитися безупинно та в страсі і тремтінні над нашим спасінням працювали, при заступництві Христа твого. Пом'яни, Господи, і тих, що вночі до тебе кличуть. Вислухай їх і помилуй, і круши під ноги їх невидимих і войовничих ворогів.]</w:t>
-      </w:r>
-    </w:p>
-    <w:p>
-      <w:pPr>
-        <w:spacing w:after="120" w:lineRule="auto"/>
-        <w:jc w:val="both"/>
-        <w:rPr>
-          <w:rFonts w:ascii="Times New Roman" w:cs="Times New Roman" w:eastAsia="Times New Roman" w:hAnsi="Times New Roman"/>
-          <w:sz w:val="24"/>
-          <w:szCs w:val="24"/>
-        </w:rPr>
-      </w:pPr>
-      <w:r>
-        <w:rPr>
-          <w:rFonts w:ascii="Times New Roman" w:hAnsi="Times New Roman"/>
-          <w:i/>
-          <w:color w:val="FF4400"/>
-          <w:sz w:val="24"/>
-        </w:rPr>
-        <w:t>Священик:</w:t>
-      </w:r>
-      <w:r>
-        <w:rPr>
-          <w:rFonts w:ascii="Times New Roman" w:hAnsi="Times New Roman"/>
-          <w:sz w:val="24"/>
-        </w:rPr>
-        <w:t xml:space="preserve"> Бо Ти цар миру і Спас душ наших і Тобі славу возсилаємо: Отцю, і Сину, і Святому Духові, нині і повсякчас, і на віки віків.</w:t>
-      </w:r>
-    </w:p>
-    <w:p>
-      <w:pPr>
-        <w:spacing w:after="120" w:lineRule="auto"/>
-        <w:jc w:val="both"/>
-        <w:rPr>
-          <w:rFonts w:ascii="Times New Roman" w:cs="Times New Roman" w:eastAsia="Times New Roman" w:hAnsi="Times New Roman"/>
-          <w:i w:val="1"/>
-          <w:sz w:val="24"/>
-          <w:szCs w:val="24"/>
-        </w:rPr>
-      </w:pPr>
-      <w:r>
-        <w:rPr>
-          <w:rFonts w:ascii="Times New Roman" w:cs="Times New Roman" w:eastAsia="Times New Roman" w:hAnsi="Times New Roman"/>
-          <w:i w:val="1"/>
-          <w:color w:val="ff0000"/>
-          <w:sz w:val="24"/>
-          <w:szCs w:val="24"/>
-          <w:rtl w:val="0"/>
-        </w:rPr>
-        <w:t xml:space="preserve">Вірні:</w:t>
-      </w:r>
-      <w:r>
-        <w:rPr>
-          <w:rFonts w:ascii="Times New Roman" w:cs="Times New Roman" w:eastAsia="Times New Roman" w:hAnsi="Times New Roman"/>
-          <w:color w:val="ff0000"/>
-          <w:sz w:val="24"/>
-          <w:szCs w:val="24"/>
-          <w:rtl w:val="0"/>
-        </w:rPr>
-        <w:t xml:space="preserve"> </w:t>
-      </w:r>
-      <w:r>
-        <w:rPr>
-          <w:rFonts w:ascii="Times New Roman" w:cs="Times New Roman" w:eastAsia="Times New Roman" w:hAnsi="Times New Roman"/>
-          <w:sz w:val="24"/>
-          <w:szCs w:val="24"/>
-          <w:rtl w:val="0"/>
-        </w:rPr>
-        <w:t xml:space="preserve">Амінь</w:t>
-      </w:r>
-      <w:r>
-        <w:rPr>
-          <w:rFonts w:ascii="Times New Roman" w:cs="Times New Roman" w:eastAsia="Times New Roman" w:hAnsi="Times New Roman"/>
-          <w:i w:val="1"/>
-          <w:sz w:val="24"/>
-          <w:szCs w:val="24"/>
-          <w:rtl w:val="0"/>
-        </w:rPr>
-        <w:t xml:space="preserve">.</w:t>
-      </w:r>
-    </w:p>
-    <w:p>
-      <w:pPr>
-        <w:spacing w:after="120" w:lineRule="auto"/>
-        <w:jc w:val="both"/>
-        <w:rPr>
-          <w:rFonts w:ascii="Times New Roman" w:cs="Times New Roman" w:eastAsia="Times New Roman" w:hAnsi="Times New Roman"/>
-          <w:i w:val="1"/>
-          <w:sz w:val="24"/>
-          <w:szCs w:val="24"/>
-        </w:rPr>
-      </w:pPr>
-      <w:r>
-        <w:rPr>
-          <w:rtl w:val="0"/>
-        </w:rPr>
-      </w:r>
-    </w:p>
-    <w:p>
-      <w:pPr>
-        <w:spacing w:after="120" w:lineRule="auto"/>
-        <w:jc w:val="both"/>
-        <w:rPr>
-          <w:rFonts w:ascii="Times New Roman" w:cs="Times New Roman" w:eastAsia="Times New Roman" w:hAnsi="Times New Roman"/>
-          <w:sz w:val="24"/>
-          <w:szCs w:val="24"/>
-        </w:rPr>
-      </w:pPr>
-      <w:r>
-        <w:rPr>
-          <w:rtl w:val="0"/>
-        </w:rPr>
-      </w:r>
-    </w:p>
-    <w:p>
-      <w:pPr>
-        <w:pStyle w:val="Heading3"/>
-        <w:spacing w:after="120" w:before="0" w:lineRule="auto"/>
-        <w:jc w:val="center"/>
-        <w:rPr>
-          <w:rFonts w:ascii="Times New Roman" w:cs="Times New Roman" w:eastAsia="Times New Roman" w:hAnsi="Times New Roman"/>
-          <w:b w:val="1"/>
-          <w:i w:val="1"/>
-          <w:color w:val="ff0000"/>
-        </w:rPr>
-      </w:pPr>
-      <w:r>
-        <w:rPr>
-          <w:rFonts w:ascii="Times New Roman" w:cs="Times New Roman" w:eastAsia="Times New Roman" w:hAnsi="Times New Roman"/>
-          <w:b w:val="1"/>
-          <w:i w:val="1"/>
-          <w:color w:val="ff0000"/>
-          <w:rtl w:val="0"/>
-        </w:rPr>
-        <w:t xml:space="preserve">Пісня Богородиці</w:t>
-      </w:r>
-    </w:p>
-    <w:p>
-      <w:pPr>
-        <w:spacing w:after="120" w:lineRule="auto"/>
-        <w:jc w:val="both"/>
-        <w:rPr>
-          <w:rFonts w:ascii="Times New Roman" w:cs="Times New Roman" w:eastAsia="Times New Roman" w:hAnsi="Times New Roman"/>
-          <w:sz w:val="24"/>
-          <w:szCs w:val="24"/>
-        </w:rPr>
-      </w:pPr>
-      <w:r>
-        <w:rPr>
-          <w:rFonts w:ascii="Times New Roman" w:cs="Times New Roman" w:eastAsia="Times New Roman" w:hAnsi="Times New Roman"/>
-          <w:sz w:val="24"/>
-          <w:szCs w:val="24"/>
-          <w:rtl w:val="0"/>
-        </w:rPr>
-        <w:t xml:space="preserve">Богородицю і Матір Світла піснями звеличаймо.</w:t>
-      </w:r>
-    </w:p>
-    <w:p>
-      <w:pPr>
-        <w:spacing w:after="120" w:lineRule="auto"/>
-        <w:jc w:val="both"/>
-        <w:rPr>
-          <w:rFonts w:ascii="Times New Roman" w:cs="Times New Roman" w:eastAsia="Times New Roman" w:hAnsi="Times New Roman"/>
-          <w:sz w:val="24"/>
-          <w:szCs w:val="24"/>
-        </w:rPr>
-      </w:pPr>
-      <w:r>
-        <w:rPr>
-          <w:rFonts w:ascii="Times New Roman" w:cs="Times New Roman" w:eastAsia="Times New Roman" w:hAnsi="Times New Roman"/>
-          <w:i w:val="1"/>
-          <w:color w:val="ff0000"/>
-          <w:sz w:val="24"/>
-          <w:szCs w:val="24"/>
-          <w:rtl w:val="0"/>
-        </w:rPr>
-        <w:t xml:space="preserve">Вірні:</w:t>
-      </w:r>
-      <w:r>
-        <w:rPr>
-          <w:rFonts w:ascii="Times New Roman" w:cs="Times New Roman" w:eastAsia="Times New Roman" w:hAnsi="Times New Roman"/>
-          <w:sz w:val="24"/>
-          <w:szCs w:val="24"/>
-          <w:rtl w:val="0"/>
-        </w:rPr>
-        <w:t xml:space="preserve"> Величає душа моя Господа,* і дух мій радіє в Бозі, Спасі моїм.</w:t>
-      </w:r>
-    </w:p>
-    <w:p>
-      <w:pPr>
-        <w:spacing w:after="120" w:lineRule="auto"/>
-        <w:jc w:val="both"/>
-        <w:rPr>
-          <w:rFonts w:ascii="Times New Roman" w:cs="Times New Roman" w:eastAsia="Times New Roman" w:hAnsi="Times New Roman"/>
-          <w:sz w:val="24"/>
-          <w:szCs w:val="24"/>
-        </w:rPr>
-      </w:pPr>
-      <w:r>
-        <w:rPr>
-          <w:rFonts w:ascii="Times New Roman" w:cs="Times New Roman" w:eastAsia="Times New Roman" w:hAnsi="Times New Roman"/>
-          <w:sz w:val="24"/>
-          <w:szCs w:val="24"/>
-          <w:rtl w:val="0"/>
-        </w:rPr>
-        <w:t xml:space="preserve">Чеснішу від херувимів,* і незрівнянно славнішу від серафимів,* що без зотління Бога Слово породила,* сущу Богородицю, тебе величаємо. </w:t>
-      </w:r>
-      <w:r>
-        <w:rPr>
-          <w:rFonts w:ascii="Times New Roman" w:cs="Times New Roman" w:eastAsia="Times New Roman" w:hAnsi="Times New Roman"/>
-          <w:i w:val="1"/>
-          <w:color w:val="ff0000"/>
-          <w:sz w:val="24"/>
-          <w:szCs w:val="24"/>
-          <w:rtl w:val="0"/>
-        </w:rPr>
-        <w:t xml:space="preserve">(після кожного стиха)</w:t>
-      </w:r>
-      <w:r>
-        <w:rPr>
-          <w:rFonts w:ascii="Times New Roman" w:cs="Times New Roman" w:eastAsia="Times New Roman" w:hAnsi="Times New Roman"/>
-          <w:sz w:val="24"/>
-          <w:szCs w:val="24"/>
-          <w:rtl w:val="0"/>
-        </w:rPr>
-        <w:t xml:space="preserve">.</w:t>
-      </w:r>
-    </w:p>
-    <w:p>
-      <w:pPr>
-        <w:spacing w:after="120" w:lineRule="auto"/>
-        <w:jc w:val="both"/>
-        <w:rPr>
-          <w:rFonts w:ascii="Times New Roman" w:cs="Times New Roman" w:eastAsia="Times New Roman" w:hAnsi="Times New Roman"/>
-          <w:sz w:val="24"/>
-          <w:szCs w:val="24"/>
-        </w:rPr>
-      </w:pPr>
-      <w:r>
-        <w:rPr>
-          <w:rFonts w:ascii="Times New Roman" w:cs="Times New Roman" w:eastAsia="Times New Roman" w:hAnsi="Times New Roman"/>
-          <w:sz w:val="24"/>
-          <w:szCs w:val="24"/>
-          <w:rtl w:val="0"/>
-        </w:rPr>
-        <w:t xml:space="preserve">Бо він зглянувся на покору слугині своєї,* ось бо віднині ублажатимуть мене всі роди.</w:t>
-      </w:r>
-    </w:p>
-    <w:p>
-      <w:pPr>
-        <w:spacing w:after="120" w:lineRule="auto"/>
-        <w:jc w:val="both"/>
-        <w:rPr>
-          <w:rFonts w:ascii="Times New Roman" w:cs="Times New Roman" w:eastAsia="Times New Roman" w:hAnsi="Times New Roman"/>
-          <w:sz w:val="24"/>
-          <w:szCs w:val="24"/>
-        </w:rPr>
-      </w:pPr>
-      <w:r>
-        <w:rPr>
-          <w:rFonts w:ascii="Times New Roman" w:cs="Times New Roman" w:eastAsia="Times New Roman" w:hAnsi="Times New Roman"/>
-          <w:sz w:val="24"/>
-          <w:szCs w:val="24"/>
-          <w:rtl w:val="0"/>
-        </w:rPr>
-        <w:t xml:space="preserve">Велике бо вчинив мені Всемогутній, і святе ім'я його.* Милосердя його з роду в рід на тих, які бояться його.</w:t>
-      </w:r>
-    </w:p>
-    <w:p>
-      <w:pPr>
-        <w:spacing w:after="120" w:lineRule="auto"/>
-        <w:jc w:val="both"/>
-        <w:rPr>
-          <w:rFonts w:ascii="Times New Roman" w:cs="Times New Roman" w:eastAsia="Times New Roman" w:hAnsi="Times New Roman"/>
-          <w:sz w:val="24"/>
-          <w:szCs w:val="24"/>
-        </w:rPr>
-      </w:pPr>
-      <w:r>
-        <w:rPr>
-          <w:rFonts w:ascii="Times New Roman" w:cs="Times New Roman" w:eastAsia="Times New Roman" w:hAnsi="Times New Roman"/>
-          <w:sz w:val="24"/>
-          <w:szCs w:val="24"/>
-          <w:rtl w:val="0"/>
-        </w:rPr>
-        <w:t xml:space="preserve">Він виявив потугу рамени свого,* розвіяв гордих у задумах їхніх сердець.</w:t>
-      </w:r>
-    </w:p>
-    <w:p>
-      <w:pPr>
-        <w:spacing w:after="120" w:lineRule="auto"/>
-        <w:jc w:val="both"/>
-        <w:rPr>
-          <w:rFonts w:ascii="Times New Roman" w:cs="Times New Roman" w:eastAsia="Times New Roman" w:hAnsi="Times New Roman"/>
-          <w:sz w:val="24"/>
-          <w:szCs w:val="24"/>
-        </w:rPr>
-      </w:pPr>
-      <w:r>
-        <w:rPr>
-          <w:rFonts w:ascii="Times New Roman" w:cs="Times New Roman" w:eastAsia="Times New Roman" w:hAnsi="Times New Roman"/>
-          <w:sz w:val="24"/>
-          <w:szCs w:val="24"/>
-          <w:rtl w:val="0"/>
-        </w:rPr>
-        <w:t xml:space="preserve">Могутніх скинув з престолів, підняв угору смиренних;* наситив благами голодних, багатих же відіслав з порожніми руками.</w:t>
-      </w:r>
-    </w:p>
-    <w:p>
-      <w:pPr>
-        <w:spacing w:after="120" w:lineRule="auto"/>
-        <w:jc w:val="both"/>
-        <w:rPr>
-          <w:rFonts w:ascii="Times New Roman" w:cs="Times New Roman" w:eastAsia="Times New Roman" w:hAnsi="Times New Roman"/>
-          <w:sz w:val="24"/>
-          <w:szCs w:val="24"/>
-        </w:rPr>
-      </w:pPr>
-      <w:r>
-        <w:rPr>
-          <w:rFonts w:ascii="Times New Roman" w:cs="Times New Roman" w:eastAsia="Times New Roman" w:hAnsi="Times New Roman"/>
-          <w:sz w:val="24"/>
-          <w:szCs w:val="24"/>
-          <w:rtl w:val="0"/>
-        </w:rPr>
-        <w:t xml:space="preserve">Він пригорнув Ізраїля, слугу свого, згадавши своє милосердя,* як обіцяв був батькам нашим – Авраамові і його потомству повіки.</w:t>
-      </w:r>
-    </w:p>
-    <w:p>
-      <w:pPr>
-        <w:spacing w:after="120" w:lineRule="auto"/>
-        <w:jc w:val="both"/>
-        <w:rPr>
-          <w:rFonts w:ascii="Times New Roman" w:cs="Times New Roman" w:eastAsia="Times New Roman" w:hAnsi="Times New Roman"/>
-          <w:sz w:val="24"/>
-          <w:szCs w:val="24"/>
-        </w:rPr>
-      </w:pPr>
-      <w:r>
-        <w:rPr>
-          <w:rtl w:val="0"/>
-        </w:rPr>
-      </w:r>
-    </w:p>
-    <w:p>
-      <w:pPr>
         <w:spacing w:after="120" w:lineRule="auto"/>
         <w:jc w:val="center"/>
         <w:rPr>
